--- a/OOAD_nhóm9.docx
+++ b/OOAD_nhóm9.docx
@@ -44816,6 +44816,4743 @@
         </w:tc>
       </w:tr>
     </w:tbl>
+    <w:p/>
+    <w:p/>
+    <w:p>
+      <w:pPr>
+        <w:keepNext/>
+        <w:rPr>
+          <w:sz w:val="32"/>
+          <w:szCs w:val="32"/>
+        </w:rPr>
+      </w:pPr>
+      <w:r>
+        <w:rPr>
+          <w:sz w:val="32"/>
+          <w:szCs w:val="32"/>
+        </w:rPr>
+        <w:lastRenderedPageBreak/>
+        <w:t>3.12. Quản lý vé và QR</w:t>
+      </w:r>
+    </w:p>
+    <w:p>
+      <w:r>
+        <w:rPr>
+          <w:noProof/>
+        </w:rPr>
+        <w:drawing>
+          <wp:inline distT="0" distB="0" distL="0" distR="0" wp14:anchorId="3572636C" wp14:editId="005CE374">
+            <wp:extent cx="6253842" cy="4804277"/>
+            <wp:effectExtent l="0" t="0" r="0" b="0"/>
+            <wp:docPr id="13" name="Picture 13" descr="A diagram of a diagram&#10;&#10;Description automatically generated"/>
+            <wp:cNvGraphicFramePr>
+              <a:graphicFrameLocks xmlns:a="http://schemas.openxmlformats.org/drawingml/2006/main" noChangeAspect="1"/>
+            </wp:cNvGraphicFramePr>
+            <a:graphic xmlns:a="http://schemas.openxmlformats.org/drawingml/2006/main">
+              <a:graphicData uri="http://schemas.openxmlformats.org/drawingml/2006/picture">
+                <pic:pic xmlns:pic="http://schemas.openxmlformats.org/drawingml/2006/picture">
+                  <pic:nvPicPr>
+                    <pic:cNvPr id="0" name="diagram_12.png"/>
+                    <pic:cNvPicPr/>
+                  </pic:nvPicPr>
+                  <pic:blipFill>
+                    <a:blip r:embed="rId22"/>
+                    <a:stretch>
+                      <a:fillRect/>
+                    </a:stretch>
+                  </pic:blipFill>
+                  <pic:spPr>
+                    <a:xfrm>
+                      <a:off x="0" y="0"/>
+                      <a:ext cx="6253842" cy="4804277"/>
+                    </a:xfrm>
+                    <a:prstGeom prst="rect">
+                      <a:avLst/>
+                    </a:prstGeom>
+                  </pic:spPr>
+                </pic:pic>
+              </a:graphicData>
+            </a:graphic>
+          </wp:inline>
+        </w:drawing>
+      </w:r>
+    </w:p>
+    <w:tbl>
+      <w:tblPr>
+        <w:tblW w:w="9026" w:type="dxa"/>
+        <w:tblBorders>
+          <w:top w:val="single" w:sz="4" w:space="0" w:color="auto"/>
+          <w:left w:val="single" w:sz="4" w:space="0" w:color="auto"/>
+          <w:bottom w:val="single" w:sz="4" w:space="0" w:color="auto"/>
+          <w:right w:val="single" w:sz="4" w:space="0" w:color="auto"/>
+          <w:insideH w:val="single" w:sz="4" w:space="0" w:color="auto"/>
+          <w:insideV w:val="single" w:sz="4" w:space="0" w:color="auto"/>
+        </w:tblBorders>
+        <w:tblCellMar>
+          <w:left w:w="10" w:type="dxa"/>
+          <w:right w:w="10" w:type="dxa"/>
+        </w:tblCellMar>
+        <w:tblLook w:val="0000" w:firstRow="0" w:lastRow="0" w:firstColumn="0" w:lastColumn="0" w:noHBand="0" w:noVBand="0"/>
+      </w:tblPr>
+      <w:tblGrid>
+        <w:gridCol w:w="2166"/>
+        <w:gridCol w:w="6860"/>
+      </w:tblGrid>
+      <w:tr>
+        <w:trPr>
+          <w:cantSplit/>
+        </w:trPr>
+        <w:tc>
+          <w:tcPr>
+            <w:tcW w:w="9026" w:type="dxa"/>
+            <w:gridSpan w:val="2"/>
+            <w:tcBorders>
+              <w:top w:val="single" w:sz="4" w:space="0" w:color="000000"/>
+              <w:left w:val="single" w:sz="4" w:space="0" w:color="000000"/>
+              <w:bottom w:val="single" w:sz="4" w:space="0" w:color="000000"/>
+              <w:right w:val="single" w:sz="4" w:space="0" w:color="000000"/>
+            </w:tcBorders>
+            <w:tcMar>
+              <w:top w:w="60" w:type="dxa"/>
+              <w:left w:w="100" w:type="dxa"/>
+              <w:bottom w:w="60" w:type="dxa"/>
+              <w:right w:w="100" w:type="dxa"/>
+            </w:tcMar>
+          </w:tcPr>
+          <w:p>
+            <w:r>
+              <w:rPr>
+                <w:b/>
+                <w:bCs/>
+              </w:rPr>
+              <w:t xml:space="preserve">UseCase ID: </w:t>
+            </w:r>
+            <w:r>
+              <w:t>UC12.1</w:t>
+            </w:r>
+          </w:p>
+        </w:tc>
+      </w:tr>
+      <w:tr>
+        <w:trPr>
+          <w:cantSplit/>
+        </w:trPr>
+        <w:tc>
+          <w:tcPr>
+            <w:tcW w:w="9026" w:type="dxa"/>
+            <w:gridSpan w:val="2"/>
+            <w:tcBorders>
+              <w:top w:val="single" w:sz="4" w:space="0" w:color="000000"/>
+              <w:left w:val="single" w:sz="4" w:space="0" w:color="000000"/>
+              <w:bottom w:val="single" w:sz="4" w:space="0" w:color="000000"/>
+              <w:right w:val="single" w:sz="4" w:space="0" w:color="000000"/>
+            </w:tcBorders>
+            <w:tcMar>
+              <w:top w:w="60" w:type="dxa"/>
+              <w:left w:w="100" w:type="dxa"/>
+              <w:bottom w:w="60" w:type="dxa"/>
+              <w:right w:w="100" w:type="dxa"/>
+            </w:tcMar>
+          </w:tcPr>
+          <w:p>
+            <w:r>
+              <w:rPr>
+                <w:b/>
+                <w:bCs/>
+              </w:rPr>
+              <w:t xml:space="preserve">Actor: </w:t>
+            </w:r>
+            <w:r>
+              <w:t>Khách hàng</w:t>
+            </w:r>
+          </w:p>
+        </w:tc>
+      </w:tr>
+      <w:tr>
+        <w:trPr>
+          <w:cantSplit/>
+        </w:trPr>
+        <w:tc>
+          <w:tcPr>
+            <w:tcW w:w="9026" w:type="dxa"/>
+            <w:gridSpan w:val="2"/>
+            <w:tcBorders>
+              <w:top w:val="single" w:sz="4" w:space="0" w:color="000000"/>
+              <w:left w:val="single" w:sz="4" w:space="0" w:color="000000"/>
+              <w:bottom w:val="single" w:sz="4" w:space="0" w:color="000000"/>
+              <w:right w:val="single" w:sz="4" w:space="0" w:color="000000"/>
+            </w:tcBorders>
+            <w:tcMar>
+              <w:top w:w="60" w:type="dxa"/>
+              <w:left w:w="100" w:type="dxa"/>
+              <w:bottom w:w="60" w:type="dxa"/>
+              <w:right w:w="100" w:type="dxa"/>
+            </w:tcMar>
+          </w:tcPr>
+          <w:p>
+            <w:r>
+              <w:rPr>
+                <w:b/>
+                <w:bCs/>
+              </w:rPr>
+              <w:t xml:space="preserve">Mô tả: </w:t>
+            </w:r>
+            <w:r>
+              <w:t>Khách hàng xem danh sách các đơn đặt vé đã tạo để tra cứu thông tin và trạng thái vé.</w:t>
+            </w:r>
+          </w:p>
+        </w:tc>
+      </w:tr>
+      <w:tr>
+        <w:trPr>
+          <w:cantSplit/>
+        </w:trPr>
+        <w:tc>
+          <w:tcPr>
+            <w:tcW w:w="2166" w:type="dxa"/>
+            <w:tcBorders>
+              <w:top w:val="single" w:sz="4" w:space="0" w:color="000000"/>
+              <w:left w:val="single" w:sz="4" w:space="0" w:color="000000"/>
+              <w:bottom w:val="single" w:sz="4" w:space="0" w:color="000000"/>
+              <w:right w:val="single" w:sz="4" w:space="0" w:color="000000"/>
+            </w:tcBorders>
+            <w:tcMar>
+              <w:top w:w="60" w:type="dxa"/>
+              <w:left w:w="100" w:type="dxa"/>
+              <w:bottom w:w="60" w:type="dxa"/>
+              <w:right w:w="100" w:type="dxa"/>
+            </w:tcMar>
+          </w:tcPr>
+          <w:p>
+            <w:r>
+              <w:rPr>
+                <w:b/>
+                <w:bCs/>
+              </w:rPr>
+              <w:t>Luồng chính</w:t>
+            </w:r>
+          </w:p>
+        </w:tc>
+        <w:tc>
+          <w:tcPr>
+            <w:tcW w:w="6860" w:type="dxa"/>
+            <w:tcBorders>
+              <w:top w:val="single" w:sz="4" w:space="0" w:color="000000"/>
+              <w:left w:val="single" w:sz="4" w:space="0" w:color="000000"/>
+              <w:bottom w:val="single" w:sz="4" w:space="0" w:color="000000"/>
+              <w:right w:val="single" w:sz="4" w:space="0" w:color="000000"/>
+            </w:tcBorders>
+            <w:tcMar>
+              <w:top w:w="60" w:type="dxa"/>
+              <w:left w:w="100" w:type="dxa"/>
+              <w:bottom w:w="60" w:type="dxa"/>
+              <w:right w:w="100" w:type="dxa"/>
+            </w:tcMar>
+          </w:tcPr>
+          <w:p>
+            <w:r>
+              <w:t>1. Khách hàng chọn “Lịch sử đặt vé”.</w:t>
+            </w:r>
+          </w:p>
+          <w:p>
+            <w:r>
+              <w:t>2. Hệ thống truy vấn các đơn đặt vé thuộc tài khoản đang đăng nhập.</w:t>
+            </w:r>
+          </w:p>
+          <w:p>
+            <w:r>
+              <w:t>3. Hệ thống hiển thị danh sách gồm mã đơn, phim, suất chiếu, ngày đặt và trạng thái vé.</w:t>
+            </w:r>
+          </w:p>
+        </w:tc>
+      </w:tr>
+      <w:tr>
+        <w:trPr>
+          <w:cantSplit/>
+        </w:trPr>
+        <w:tc>
+          <w:tcPr>
+            <w:tcW w:w="2166" w:type="dxa"/>
+            <w:tcBorders>
+              <w:top w:val="single" w:sz="4" w:space="0" w:color="000000"/>
+              <w:left w:val="single" w:sz="4" w:space="0" w:color="000000"/>
+              <w:bottom w:val="single" w:sz="4" w:space="0" w:color="000000"/>
+              <w:right w:val="single" w:sz="4" w:space="0" w:color="000000"/>
+            </w:tcBorders>
+            <w:tcMar>
+              <w:top w:w="60" w:type="dxa"/>
+              <w:left w:w="100" w:type="dxa"/>
+              <w:bottom w:w="60" w:type="dxa"/>
+              <w:right w:w="100" w:type="dxa"/>
+            </w:tcMar>
+          </w:tcPr>
+          <w:p>
+            <w:r>
+              <w:rPr>
+                <w:b/>
+                <w:bCs/>
+              </w:rPr>
+              <w:lastRenderedPageBreak/>
+              <w:t>Ngoại lệ</w:t>
+            </w:r>
+          </w:p>
+        </w:tc>
+        <w:tc>
+          <w:tcPr>
+            <w:tcW w:w="6860" w:type="dxa"/>
+            <w:tcBorders>
+              <w:top w:val="single" w:sz="4" w:space="0" w:color="000000"/>
+              <w:left w:val="single" w:sz="4" w:space="0" w:color="000000"/>
+              <w:bottom w:val="single" w:sz="4" w:space="0" w:color="000000"/>
+              <w:right w:val="single" w:sz="4" w:space="0" w:color="000000"/>
+            </w:tcBorders>
+            <w:tcMar>
+              <w:top w:w="60" w:type="dxa"/>
+              <w:left w:w="100" w:type="dxa"/>
+              <w:bottom w:w="60" w:type="dxa"/>
+              <w:right w:w="100" w:type="dxa"/>
+            </w:tcMar>
+          </w:tcPr>
+          <w:p>
+            <w:r>
+              <w:t>2a. Khách hàng chưa có đơn đặt vé: hệ thống thông báo “Chưa có lịch sử đặt vé”.</w:t>
+            </w:r>
+          </w:p>
+        </w:tc>
+      </w:tr>
+      <w:tr>
+        <w:trPr>
+          <w:cantSplit/>
+        </w:trPr>
+        <w:tc>
+          <w:tcPr>
+            <w:tcW w:w="2166" w:type="dxa"/>
+            <w:tcBorders>
+              <w:top w:val="single" w:sz="4" w:space="0" w:color="000000"/>
+              <w:left w:val="single" w:sz="4" w:space="0" w:color="000000"/>
+              <w:bottom w:val="single" w:sz="4" w:space="0" w:color="000000"/>
+              <w:right w:val="single" w:sz="4" w:space="0" w:color="000000"/>
+            </w:tcBorders>
+            <w:tcMar>
+              <w:top w:w="60" w:type="dxa"/>
+              <w:left w:w="100" w:type="dxa"/>
+              <w:bottom w:w="60" w:type="dxa"/>
+              <w:right w:w="100" w:type="dxa"/>
+            </w:tcMar>
+          </w:tcPr>
+          <w:p>
+            <w:r>
+              <w:rPr>
+                <w:b/>
+                <w:bCs/>
+              </w:rPr>
+              <w:t>Tiền điều kiện</w:t>
+            </w:r>
+          </w:p>
+        </w:tc>
+        <w:tc>
+          <w:tcPr>
+            <w:tcW w:w="6860" w:type="dxa"/>
+            <w:tcBorders>
+              <w:top w:val="single" w:sz="4" w:space="0" w:color="000000"/>
+              <w:left w:val="single" w:sz="4" w:space="0" w:color="000000"/>
+              <w:bottom w:val="single" w:sz="4" w:space="0" w:color="000000"/>
+              <w:right w:val="single" w:sz="4" w:space="0" w:color="000000"/>
+            </w:tcBorders>
+            <w:tcMar>
+              <w:top w:w="60" w:type="dxa"/>
+              <w:left w:w="100" w:type="dxa"/>
+              <w:bottom w:w="60" w:type="dxa"/>
+              <w:right w:w="100" w:type="dxa"/>
+            </w:tcMar>
+          </w:tcPr>
+          <w:p>
+            <w:r>
+              <w:t>Khách hàng đã đăng nhập vào hệ thống.</w:t>
+            </w:r>
+          </w:p>
+        </w:tc>
+      </w:tr>
+      <w:tr>
+        <w:trPr>
+          <w:cantSplit/>
+        </w:trPr>
+        <w:tc>
+          <w:tcPr>
+            <w:tcW w:w="2166" w:type="dxa"/>
+            <w:tcBorders>
+              <w:top w:val="single" w:sz="4" w:space="0" w:color="000000"/>
+              <w:left w:val="single" w:sz="4" w:space="0" w:color="000000"/>
+              <w:bottom w:val="single" w:sz="4" w:space="0" w:color="000000"/>
+              <w:right w:val="single" w:sz="4" w:space="0" w:color="000000"/>
+            </w:tcBorders>
+            <w:tcMar>
+              <w:top w:w="60" w:type="dxa"/>
+              <w:left w:w="100" w:type="dxa"/>
+              <w:bottom w:w="60" w:type="dxa"/>
+              <w:right w:w="100" w:type="dxa"/>
+            </w:tcMar>
+          </w:tcPr>
+          <w:p>
+            <w:r>
+              <w:rPr>
+                <w:b/>
+                <w:bCs/>
+              </w:rPr>
+              <w:t>Hậu điều kiện</w:t>
+            </w:r>
+          </w:p>
+        </w:tc>
+        <w:tc>
+          <w:tcPr>
+            <w:tcW w:w="6860" w:type="dxa"/>
+            <w:tcBorders>
+              <w:top w:val="single" w:sz="4" w:space="0" w:color="000000"/>
+              <w:left w:val="single" w:sz="4" w:space="0" w:color="000000"/>
+              <w:bottom w:val="single" w:sz="4" w:space="0" w:color="000000"/>
+              <w:right w:val="single" w:sz="4" w:space="0" w:color="000000"/>
+            </w:tcBorders>
+            <w:tcMar>
+              <w:top w:w="60" w:type="dxa"/>
+              <w:left w:w="100" w:type="dxa"/>
+              <w:bottom w:w="60" w:type="dxa"/>
+              <w:right w:w="100" w:type="dxa"/>
+            </w:tcMar>
+          </w:tcPr>
+          <w:p>
+            <w:r>
+              <w:t>Lịch sử đặt vé của khách hàng được hiển thị.</w:t>
+            </w:r>
+          </w:p>
+        </w:tc>
+      </w:tr>
+    </w:tbl>
+    <w:p/>
+    <w:tbl>
+      <w:tblPr>
+        <w:tblW w:w="9026" w:type="dxa"/>
+        <w:tblBorders>
+          <w:top w:val="single" w:sz="4" w:space="0" w:color="auto"/>
+          <w:left w:val="single" w:sz="4" w:space="0" w:color="auto"/>
+          <w:bottom w:val="single" w:sz="4" w:space="0" w:color="auto"/>
+          <w:right w:val="single" w:sz="4" w:space="0" w:color="auto"/>
+          <w:insideH w:val="single" w:sz="4" w:space="0" w:color="auto"/>
+          <w:insideV w:val="single" w:sz="4" w:space="0" w:color="auto"/>
+        </w:tblBorders>
+        <w:tblCellMar>
+          <w:left w:w="10" w:type="dxa"/>
+          <w:right w:w="10" w:type="dxa"/>
+        </w:tblCellMar>
+        <w:tblLook w:val="0000" w:firstRow="0" w:lastRow="0" w:firstColumn="0" w:lastColumn="0" w:noHBand="0" w:noVBand="0"/>
+      </w:tblPr>
+      <w:tblGrid>
+        <w:gridCol w:w="2166"/>
+        <w:gridCol w:w="6860"/>
+      </w:tblGrid>
+      <w:tr>
+        <w:trPr>
+          <w:cantSplit/>
+        </w:trPr>
+        <w:tc>
+          <w:tcPr>
+            <w:tcW w:w="9026" w:type="dxa"/>
+            <w:gridSpan w:val="2"/>
+            <w:tcBorders>
+              <w:top w:val="single" w:sz="4" w:space="0" w:color="000000"/>
+              <w:left w:val="single" w:sz="4" w:space="0" w:color="000000"/>
+              <w:bottom w:val="single" w:sz="4" w:space="0" w:color="000000"/>
+              <w:right w:val="single" w:sz="4" w:space="0" w:color="000000"/>
+            </w:tcBorders>
+            <w:tcMar>
+              <w:top w:w="60" w:type="dxa"/>
+              <w:left w:w="100" w:type="dxa"/>
+              <w:bottom w:w="60" w:type="dxa"/>
+              <w:right w:w="100" w:type="dxa"/>
+            </w:tcMar>
+          </w:tcPr>
+          <w:p>
+            <w:r>
+              <w:rPr>
+                <w:b/>
+                <w:bCs/>
+              </w:rPr>
+              <w:t xml:space="preserve">UseCase ID: </w:t>
+            </w:r>
+            <w:r>
+              <w:t>UC12.2</w:t>
+            </w:r>
+          </w:p>
+        </w:tc>
+      </w:tr>
+      <w:tr>
+        <w:trPr>
+          <w:cantSplit/>
+        </w:trPr>
+        <w:tc>
+          <w:tcPr>
+            <w:tcW w:w="9026" w:type="dxa"/>
+            <w:gridSpan w:val="2"/>
+            <w:tcBorders>
+              <w:top w:val="single" w:sz="4" w:space="0" w:color="000000"/>
+              <w:left w:val="single" w:sz="4" w:space="0" w:color="000000"/>
+              <w:bottom w:val="single" w:sz="4" w:space="0" w:color="000000"/>
+              <w:right w:val="single" w:sz="4" w:space="0" w:color="000000"/>
+            </w:tcBorders>
+            <w:tcMar>
+              <w:top w:w="60" w:type="dxa"/>
+              <w:left w:w="100" w:type="dxa"/>
+              <w:bottom w:w="60" w:type="dxa"/>
+              <w:right w:w="100" w:type="dxa"/>
+            </w:tcMar>
+          </w:tcPr>
+          <w:p>
+            <w:r>
+              <w:rPr>
+                <w:b/>
+                <w:bCs/>
+              </w:rPr>
+              <w:t xml:space="preserve">Actor: </w:t>
+            </w:r>
+            <w:r>
+              <w:t>Khách hàng</w:t>
+            </w:r>
+          </w:p>
+        </w:tc>
+      </w:tr>
+      <w:tr>
+        <w:trPr>
+          <w:cantSplit/>
+        </w:trPr>
+        <w:tc>
+          <w:tcPr>
+            <w:tcW w:w="9026" w:type="dxa"/>
+            <w:gridSpan w:val="2"/>
+            <w:tcBorders>
+              <w:top w:val="single" w:sz="4" w:space="0" w:color="000000"/>
+              <w:left w:val="single" w:sz="4" w:space="0" w:color="000000"/>
+              <w:bottom w:val="single" w:sz="4" w:space="0" w:color="000000"/>
+              <w:right w:val="single" w:sz="4" w:space="0" w:color="000000"/>
+            </w:tcBorders>
+            <w:tcMar>
+              <w:top w:w="60" w:type="dxa"/>
+              <w:left w:w="100" w:type="dxa"/>
+              <w:bottom w:w="60" w:type="dxa"/>
+              <w:right w:w="100" w:type="dxa"/>
+            </w:tcMar>
+          </w:tcPr>
+          <w:p>
+            <w:r>
+              <w:rPr>
+                <w:b/>
+                <w:bCs/>
+              </w:rPr>
+              <w:t xml:space="preserve">Mô tả: </w:t>
+            </w:r>
+            <w:r>
+              <w:t>Khách hàng xem thông tin chi tiết của vé đã đặt.</w:t>
+            </w:r>
+          </w:p>
+        </w:tc>
+      </w:tr>
+      <w:tr>
+        <w:trPr>
+          <w:cantSplit/>
+        </w:trPr>
+        <w:tc>
+          <w:tcPr>
+            <w:tcW w:w="2166" w:type="dxa"/>
+            <w:tcBorders>
+              <w:top w:val="single" w:sz="4" w:space="0" w:color="000000"/>
+              <w:left w:val="single" w:sz="4" w:space="0" w:color="000000"/>
+              <w:bottom w:val="single" w:sz="4" w:space="0" w:color="000000"/>
+              <w:right w:val="single" w:sz="4" w:space="0" w:color="000000"/>
+            </w:tcBorders>
+            <w:tcMar>
+              <w:top w:w="60" w:type="dxa"/>
+              <w:left w:w="100" w:type="dxa"/>
+              <w:bottom w:w="60" w:type="dxa"/>
+              <w:right w:w="100" w:type="dxa"/>
+            </w:tcMar>
+          </w:tcPr>
+          <w:p>
+            <w:r>
+              <w:rPr>
+                <w:b/>
+                <w:bCs/>
+              </w:rPr>
+              <w:t>Luồng chính</w:t>
+            </w:r>
+          </w:p>
+        </w:tc>
+        <w:tc>
+          <w:tcPr>
+            <w:tcW w:w="6860" w:type="dxa"/>
+            <w:tcBorders>
+              <w:top w:val="single" w:sz="4" w:space="0" w:color="000000"/>
+              <w:left w:val="single" w:sz="4" w:space="0" w:color="000000"/>
+              <w:bottom w:val="single" w:sz="4" w:space="0" w:color="000000"/>
+              <w:right w:val="single" w:sz="4" w:space="0" w:color="000000"/>
+            </w:tcBorders>
+            <w:tcMar>
+              <w:top w:w="60" w:type="dxa"/>
+              <w:left w:w="100" w:type="dxa"/>
+              <w:bottom w:w="60" w:type="dxa"/>
+              <w:right w:w="100" w:type="dxa"/>
+            </w:tcMar>
+          </w:tcPr>
+          <w:p>
+            <w:r>
+              <w:t>1. Khách hàng chọn một đơn đặt vé trong lịch sử.</w:t>
+            </w:r>
+          </w:p>
+          <w:p>
+            <w:r>
+              <w:t>2. Hệ thống kiểm tra đơn đặt vé thuộc tài khoản đang đăng nhập.</w:t>
+            </w:r>
+          </w:p>
+          <w:p>
+            <w:r>
+              <w:t>3. Hệ thống hiển thị thông tin chi tiết gồm phim, rạp, phòng chiếu, suất chiếu, ghế và trạng thái vé.</w:t>
+            </w:r>
+          </w:p>
+        </w:tc>
+      </w:tr>
+      <w:tr>
+        <w:trPr>
+          <w:cantSplit/>
+        </w:trPr>
+        <w:tc>
+          <w:tcPr>
+            <w:tcW w:w="2166" w:type="dxa"/>
+            <w:tcBorders>
+              <w:top w:val="single" w:sz="4" w:space="0" w:color="000000"/>
+              <w:left w:val="single" w:sz="4" w:space="0" w:color="000000"/>
+              <w:bottom w:val="single" w:sz="4" w:space="0" w:color="000000"/>
+              <w:right w:val="single" w:sz="4" w:space="0" w:color="000000"/>
+            </w:tcBorders>
+            <w:tcMar>
+              <w:top w:w="60" w:type="dxa"/>
+              <w:left w:w="100" w:type="dxa"/>
+              <w:bottom w:w="60" w:type="dxa"/>
+              <w:right w:w="100" w:type="dxa"/>
+            </w:tcMar>
+          </w:tcPr>
+          <w:p>
+            <w:r>
+              <w:rPr>
+                <w:b/>
+                <w:bCs/>
+              </w:rPr>
+              <w:t>Ngoại lệ</w:t>
+            </w:r>
+          </w:p>
+        </w:tc>
+        <w:tc>
+          <w:tcPr>
+            <w:tcW w:w="6860" w:type="dxa"/>
+            <w:tcBorders>
+              <w:top w:val="single" w:sz="4" w:space="0" w:color="000000"/>
+              <w:left w:val="single" w:sz="4" w:space="0" w:color="000000"/>
+              <w:bottom w:val="single" w:sz="4" w:space="0" w:color="000000"/>
+              <w:right w:val="single" w:sz="4" w:space="0" w:color="000000"/>
+            </w:tcBorders>
+            <w:tcMar>
+              <w:top w:w="60" w:type="dxa"/>
+              <w:left w:w="100" w:type="dxa"/>
+              <w:bottom w:w="60" w:type="dxa"/>
+              <w:right w:w="100" w:type="dxa"/>
+            </w:tcMar>
+          </w:tcPr>
+          <w:p>
+            <w:r>
+              <w:t>2a. Đơn đặt vé không tồn tại hoặc không thuộc khách hàng: hệ thống thông báo lỗi và quay lại lịch sử đặt vé.</w:t>
+            </w:r>
+          </w:p>
+        </w:tc>
+      </w:tr>
+      <w:tr>
+        <w:trPr>
+          <w:cantSplit/>
+        </w:trPr>
+        <w:tc>
+          <w:tcPr>
+            <w:tcW w:w="2166" w:type="dxa"/>
+            <w:tcBorders>
+              <w:top w:val="single" w:sz="4" w:space="0" w:color="000000"/>
+              <w:left w:val="single" w:sz="4" w:space="0" w:color="000000"/>
+              <w:bottom w:val="single" w:sz="4" w:space="0" w:color="000000"/>
+              <w:right w:val="single" w:sz="4" w:space="0" w:color="000000"/>
+            </w:tcBorders>
+            <w:tcMar>
+              <w:top w:w="60" w:type="dxa"/>
+              <w:left w:w="100" w:type="dxa"/>
+              <w:bottom w:w="60" w:type="dxa"/>
+              <w:right w:w="100" w:type="dxa"/>
+            </w:tcMar>
+          </w:tcPr>
+          <w:p>
+            <w:r>
+              <w:rPr>
+                <w:b/>
+                <w:bCs/>
+              </w:rPr>
+              <w:t>Tiền điều kiện</w:t>
+            </w:r>
+          </w:p>
+        </w:tc>
+        <w:tc>
+          <w:tcPr>
+            <w:tcW w:w="6860" w:type="dxa"/>
+            <w:tcBorders>
+              <w:top w:val="single" w:sz="4" w:space="0" w:color="000000"/>
+              <w:left w:val="single" w:sz="4" w:space="0" w:color="000000"/>
+              <w:bottom w:val="single" w:sz="4" w:space="0" w:color="000000"/>
+              <w:right w:val="single" w:sz="4" w:space="0" w:color="000000"/>
+            </w:tcBorders>
+            <w:tcMar>
+              <w:top w:w="60" w:type="dxa"/>
+              <w:left w:w="100" w:type="dxa"/>
+              <w:bottom w:w="60" w:type="dxa"/>
+              <w:right w:w="100" w:type="dxa"/>
+            </w:tcMar>
+          </w:tcPr>
+          <w:p>
+            <w:r>
+              <w:t>Khách hàng đã đăng nhập và có đơn đặt vé cần xem.</w:t>
+            </w:r>
+          </w:p>
+        </w:tc>
+      </w:tr>
+      <w:tr>
+        <w:trPr>
+          <w:cantSplit/>
+        </w:trPr>
+        <w:tc>
+          <w:tcPr>
+            <w:tcW w:w="2166" w:type="dxa"/>
+            <w:tcBorders>
+              <w:top w:val="single" w:sz="4" w:space="0" w:color="000000"/>
+              <w:left w:val="single" w:sz="4" w:space="0" w:color="000000"/>
+              <w:bottom w:val="single" w:sz="4" w:space="0" w:color="000000"/>
+              <w:right w:val="single" w:sz="4" w:space="0" w:color="000000"/>
+            </w:tcBorders>
+            <w:tcMar>
+              <w:top w:w="60" w:type="dxa"/>
+              <w:left w:w="100" w:type="dxa"/>
+              <w:bottom w:w="60" w:type="dxa"/>
+              <w:right w:w="100" w:type="dxa"/>
+            </w:tcMar>
+          </w:tcPr>
+          <w:p>
+            <w:r>
+              <w:rPr>
+                <w:b/>
+                <w:bCs/>
+              </w:rPr>
+              <w:t>Hậu điều kiện</w:t>
+            </w:r>
+          </w:p>
+        </w:tc>
+        <w:tc>
+          <w:tcPr>
+            <w:tcW w:w="6860" w:type="dxa"/>
+            <w:tcBorders>
+              <w:top w:val="single" w:sz="4" w:space="0" w:color="000000"/>
+              <w:left w:val="single" w:sz="4" w:space="0" w:color="000000"/>
+              <w:bottom w:val="single" w:sz="4" w:space="0" w:color="000000"/>
+              <w:right w:val="single" w:sz="4" w:space="0" w:color="000000"/>
+            </w:tcBorders>
+            <w:tcMar>
+              <w:top w:w="60" w:type="dxa"/>
+              <w:left w:w="100" w:type="dxa"/>
+              <w:bottom w:w="60" w:type="dxa"/>
+              <w:right w:w="100" w:type="dxa"/>
+            </w:tcMar>
+          </w:tcPr>
+          <w:p>
+            <w:r>
+              <w:t>Thông tin chi tiết của vé được hiển thị.</w:t>
+            </w:r>
+          </w:p>
+        </w:tc>
+      </w:tr>
+    </w:tbl>
+    <w:p/>
+    <w:tbl>
+      <w:tblPr>
+        <w:tblW w:w="9026" w:type="dxa"/>
+        <w:tblBorders>
+          <w:top w:val="single" w:sz="4" w:space="0" w:color="auto"/>
+          <w:left w:val="single" w:sz="4" w:space="0" w:color="auto"/>
+          <w:bottom w:val="single" w:sz="4" w:space="0" w:color="auto"/>
+          <w:right w:val="single" w:sz="4" w:space="0" w:color="auto"/>
+          <w:insideH w:val="single" w:sz="4" w:space="0" w:color="auto"/>
+          <w:insideV w:val="single" w:sz="4" w:space="0" w:color="auto"/>
+        </w:tblBorders>
+        <w:tblCellMar>
+          <w:left w:w="10" w:type="dxa"/>
+          <w:right w:w="10" w:type="dxa"/>
+        </w:tblCellMar>
+        <w:tblLook w:val="0000" w:firstRow="0" w:lastRow="0" w:firstColumn="0" w:lastColumn="0" w:noHBand="0" w:noVBand="0"/>
+      </w:tblPr>
+      <w:tblGrid>
+        <w:gridCol w:w="2166"/>
+        <w:gridCol w:w="6860"/>
+      </w:tblGrid>
+      <w:tr>
+        <w:trPr>
+          <w:cantSplit/>
+        </w:trPr>
+        <w:tc>
+          <w:tcPr>
+            <w:tcW w:w="9026" w:type="dxa"/>
+            <w:gridSpan w:val="2"/>
+            <w:tcBorders>
+              <w:top w:val="single" w:sz="4" w:space="0" w:color="000000"/>
+              <w:left w:val="single" w:sz="4" w:space="0" w:color="000000"/>
+              <w:bottom w:val="single" w:sz="4" w:space="0" w:color="000000"/>
+              <w:right w:val="single" w:sz="4" w:space="0" w:color="000000"/>
+            </w:tcBorders>
+            <w:tcMar>
+              <w:top w:w="60" w:type="dxa"/>
+              <w:left w:w="100" w:type="dxa"/>
+              <w:bottom w:w="60" w:type="dxa"/>
+              <w:right w:w="100" w:type="dxa"/>
+            </w:tcMar>
+          </w:tcPr>
+          <w:p>
+            <w:r>
+              <w:rPr>
+                <w:b/>
+                <w:bCs/>
+              </w:rPr>
+              <w:t xml:space="preserve">UseCase ID: </w:t>
+            </w:r>
+            <w:r>
+              <w:t>UC12.3</w:t>
+            </w:r>
+          </w:p>
+        </w:tc>
+      </w:tr>
+      <w:tr>
+        <w:trPr>
+          <w:cantSplit/>
+        </w:trPr>
+        <w:tc>
+          <w:tcPr>
+            <w:tcW w:w="9026" w:type="dxa"/>
+            <w:gridSpan w:val="2"/>
+            <w:tcBorders>
+              <w:top w:val="single" w:sz="4" w:space="0" w:color="000000"/>
+              <w:left w:val="single" w:sz="4" w:space="0" w:color="000000"/>
+              <w:bottom w:val="single" w:sz="4" w:space="0" w:color="000000"/>
+              <w:right w:val="single" w:sz="4" w:space="0" w:color="000000"/>
+            </w:tcBorders>
+            <w:tcMar>
+              <w:top w:w="60" w:type="dxa"/>
+              <w:left w:w="100" w:type="dxa"/>
+              <w:bottom w:w="60" w:type="dxa"/>
+              <w:right w:w="100" w:type="dxa"/>
+            </w:tcMar>
+          </w:tcPr>
+          <w:p>
+            <w:r>
+              <w:rPr>
+                <w:b/>
+                <w:bCs/>
+              </w:rPr>
+              <w:t xml:space="preserve">Actor: </w:t>
+            </w:r>
+            <w:r>
+              <w:t>Khách hàng</w:t>
+            </w:r>
+          </w:p>
+        </w:tc>
+      </w:tr>
+      <w:tr>
+        <w:trPr>
+          <w:cantSplit/>
+        </w:trPr>
+        <w:tc>
+          <w:tcPr>
+            <w:tcW w:w="9026" w:type="dxa"/>
+            <w:gridSpan w:val="2"/>
+            <w:tcBorders>
+              <w:top w:val="single" w:sz="4" w:space="0" w:color="000000"/>
+              <w:left w:val="single" w:sz="4" w:space="0" w:color="000000"/>
+              <w:bottom w:val="single" w:sz="4" w:space="0" w:color="000000"/>
+              <w:right w:val="single" w:sz="4" w:space="0" w:color="000000"/>
+            </w:tcBorders>
+            <w:tcMar>
+              <w:top w:w="60" w:type="dxa"/>
+              <w:left w:w="100" w:type="dxa"/>
+              <w:bottom w:w="60" w:type="dxa"/>
+              <w:right w:w="100" w:type="dxa"/>
+            </w:tcMar>
+          </w:tcPr>
+          <w:p>
+            <w:r>
+              <w:rPr>
+                <w:b/>
+                <w:bCs/>
+              </w:rPr>
+              <w:t xml:space="preserve">Mô tả: </w:t>
+            </w:r>
+            <w:r>
+              <w:t>Khách hàng xem vé điện tử có mã QR để xuất trình khi vào rạp.</w:t>
+            </w:r>
+          </w:p>
+        </w:tc>
+      </w:tr>
+      <w:tr>
+        <w:trPr>
+          <w:cantSplit/>
+        </w:trPr>
+        <w:tc>
+          <w:tcPr>
+            <w:tcW w:w="2166" w:type="dxa"/>
+            <w:tcBorders>
+              <w:top w:val="single" w:sz="4" w:space="0" w:color="000000"/>
+              <w:left w:val="single" w:sz="4" w:space="0" w:color="000000"/>
+              <w:bottom w:val="single" w:sz="4" w:space="0" w:color="000000"/>
+              <w:right w:val="single" w:sz="4" w:space="0" w:color="000000"/>
+            </w:tcBorders>
+            <w:tcMar>
+              <w:top w:w="60" w:type="dxa"/>
+              <w:left w:w="100" w:type="dxa"/>
+              <w:bottom w:w="60" w:type="dxa"/>
+              <w:right w:w="100" w:type="dxa"/>
+            </w:tcMar>
+          </w:tcPr>
+          <w:p>
+            <w:r>
+              <w:rPr>
+                <w:b/>
+                <w:bCs/>
+              </w:rPr>
+              <w:lastRenderedPageBreak/>
+              <w:t>Luồng chính</w:t>
+            </w:r>
+          </w:p>
+        </w:tc>
+        <w:tc>
+          <w:tcPr>
+            <w:tcW w:w="6860" w:type="dxa"/>
+            <w:tcBorders>
+              <w:top w:val="single" w:sz="4" w:space="0" w:color="000000"/>
+              <w:left w:val="single" w:sz="4" w:space="0" w:color="000000"/>
+              <w:bottom w:val="single" w:sz="4" w:space="0" w:color="000000"/>
+              <w:right w:val="single" w:sz="4" w:space="0" w:color="000000"/>
+            </w:tcBorders>
+            <w:tcMar>
+              <w:top w:w="60" w:type="dxa"/>
+              <w:left w:w="100" w:type="dxa"/>
+              <w:bottom w:w="60" w:type="dxa"/>
+              <w:right w:w="100" w:type="dxa"/>
+            </w:tcMar>
+          </w:tcPr>
+          <w:p>
+            <w:r>
+              <w:t>1. Khách hàng chọn “Xem vé điện tử” từ thông tin vé.</w:t>
+            </w:r>
+          </w:p>
+          <w:p>
+            <w:r>
+              <w:t>2. Hệ thống kiểm tra vé đã được phát hành.</w:t>
+            </w:r>
+          </w:p>
+          <w:p>
+            <w:r>
+              <w:t>3. Hệ thống hiển thị vé điện tử gồm thông tin suất chiếu, ghế và mã QR.</w:t>
+            </w:r>
+          </w:p>
+          <w:p>
+            <w:r>
+              <w:t>4. Khách hàng xuất trình mã QR cho nhân viên khi vào rạp.</w:t>
+            </w:r>
+          </w:p>
+        </w:tc>
+      </w:tr>
+      <w:tr>
+        <w:trPr>
+          <w:cantSplit/>
+        </w:trPr>
+        <w:tc>
+          <w:tcPr>
+            <w:tcW w:w="2166" w:type="dxa"/>
+            <w:tcBorders>
+              <w:top w:val="single" w:sz="4" w:space="0" w:color="000000"/>
+              <w:left w:val="single" w:sz="4" w:space="0" w:color="000000"/>
+              <w:bottom w:val="single" w:sz="4" w:space="0" w:color="000000"/>
+              <w:right w:val="single" w:sz="4" w:space="0" w:color="000000"/>
+            </w:tcBorders>
+            <w:tcMar>
+              <w:top w:w="60" w:type="dxa"/>
+              <w:left w:w="100" w:type="dxa"/>
+              <w:bottom w:w="60" w:type="dxa"/>
+              <w:right w:w="100" w:type="dxa"/>
+            </w:tcMar>
+          </w:tcPr>
+          <w:p>
+            <w:r>
+              <w:rPr>
+                <w:b/>
+                <w:bCs/>
+              </w:rPr>
+              <w:t>Luồng thay thế</w:t>
+            </w:r>
+          </w:p>
+        </w:tc>
+        <w:tc>
+          <w:tcPr>
+            <w:tcW w:w="6860" w:type="dxa"/>
+            <w:tcBorders>
+              <w:top w:val="single" w:sz="4" w:space="0" w:color="000000"/>
+              <w:left w:val="single" w:sz="4" w:space="0" w:color="000000"/>
+              <w:bottom w:val="single" w:sz="4" w:space="0" w:color="000000"/>
+              <w:right w:val="single" w:sz="4" w:space="0" w:color="000000"/>
+            </w:tcBorders>
+            <w:tcMar>
+              <w:top w:w="60" w:type="dxa"/>
+              <w:left w:w="100" w:type="dxa"/>
+              <w:bottom w:w="60" w:type="dxa"/>
+              <w:right w:w="100" w:type="dxa"/>
+            </w:tcMar>
+          </w:tcPr>
+          <w:p>
+            <w:r>
+              <w:t>3a. Khách hàng quay lại thông tin vé mà không mở vé điện tử.</w:t>
+            </w:r>
+          </w:p>
+        </w:tc>
+      </w:tr>
+      <w:tr>
+        <w:trPr>
+          <w:cantSplit/>
+        </w:trPr>
+        <w:tc>
+          <w:tcPr>
+            <w:tcW w:w="2166" w:type="dxa"/>
+            <w:tcBorders>
+              <w:top w:val="single" w:sz="4" w:space="0" w:color="000000"/>
+              <w:left w:val="single" w:sz="4" w:space="0" w:color="000000"/>
+              <w:bottom w:val="single" w:sz="4" w:space="0" w:color="000000"/>
+              <w:right w:val="single" w:sz="4" w:space="0" w:color="000000"/>
+            </w:tcBorders>
+            <w:tcMar>
+              <w:top w:w="60" w:type="dxa"/>
+              <w:left w:w="100" w:type="dxa"/>
+              <w:bottom w:w="60" w:type="dxa"/>
+              <w:right w:w="100" w:type="dxa"/>
+            </w:tcMar>
+          </w:tcPr>
+          <w:p>
+            <w:r>
+              <w:rPr>
+                <w:b/>
+                <w:bCs/>
+              </w:rPr>
+              <w:t>Ngoại lệ</w:t>
+            </w:r>
+          </w:p>
+        </w:tc>
+        <w:tc>
+          <w:tcPr>
+            <w:tcW w:w="6860" w:type="dxa"/>
+            <w:tcBorders>
+              <w:top w:val="single" w:sz="4" w:space="0" w:color="000000"/>
+              <w:left w:val="single" w:sz="4" w:space="0" w:color="000000"/>
+              <w:bottom w:val="single" w:sz="4" w:space="0" w:color="000000"/>
+              <w:right w:val="single" w:sz="4" w:space="0" w:color="000000"/>
+            </w:tcBorders>
+            <w:tcMar>
+              <w:top w:w="60" w:type="dxa"/>
+              <w:left w:w="100" w:type="dxa"/>
+              <w:bottom w:w="60" w:type="dxa"/>
+              <w:right w:w="100" w:type="dxa"/>
+            </w:tcMar>
+          </w:tcPr>
+          <w:p>
+            <w:r>
+              <w:t>2a. Vé chưa được phát hành hoặc không tồn tại: hệ thống thông báo không thể hiển thị vé điện tử.</w:t>
+            </w:r>
+          </w:p>
+        </w:tc>
+      </w:tr>
+      <w:tr>
+        <w:trPr>
+          <w:cantSplit/>
+        </w:trPr>
+        <w:tc>
+          <w:tcPr>
+            <w:tcW w:w="2166" w:type="dxa"/>
+            <w:tcBorders>
+              <w:top w:val="single" w:sz="4" w:space="0" w:color="000000"/>
+              <w:left w:val="single" w:sz="4" w:space="0" w:color="000000"/>
+              <w:bottom w:val="single" w:sz="4" w:space="0" w:color="000000"/>
+              <w:right w:val="single" w:sz="4" w:space="0" w:color="000000"/>
+            </w:tcBorders>
+            <w:tcMar>
+              <w:top w:w="60" w:type="dxa"/>
+              <w:left w:w="100" w:type="dxa"/>
+              <w:bottom w:w="60" w:type="dxa"/>
+              <w:right w:w="100" w:type="dxa"/>
+            </w:tcMar>
+          </w:tcPr>
+          <w:p>
+            <w:r>
+              <w:rPr>
+                <w:b/>
+                <w:bCs/>
+              </w:rPr>
+              <w:t>Tiền điều kiện</w:t>
+            </w:r>
+          </w:p>
+        </w:tc>
+        <w:tc>
+          <w:tcPr>
+            <w:tcW w:w="6860" w:type="dxa"/>
+            <w:tcBorders>
+              <w:top w:val="single" w:sz="4" w:space="0" w:color="000000"/>
+              <w:left w:val="single" w:sz="4" w:space="0" w:color="000000"/>
+              <w:bottom w:val="single" w:sz="4" w:space="0" w:color="000000"/>
+              <w:right w:val="single" w:sz="4" w:space="0" w:color="000000"/>
+            </w:tcBorders>
+            <w:tcMar>
+              <w:top w:w="60" w:type="dxa"/>
+              <w:left w:w="100" w:type="dxa"/>
+              <w:bottom w:w="60" w:type="dxa"/>
+              <w:right w:w="100" w:type="dxa"/>
+            </w:tcMar>
+          </w:tcPr>
+          <w:p>
+            <w:r>
+              <w:t>Khách hàng đã đăng nhập; đơn đặt vé đã thanh toán thành công và vé đã được phát hành.</w:t>
+            </w:r>
+          </w:p>
+        </w:tc>
+      </w:tr>
+      <w:tr>
+        <w:trPr>
+          <w:cantSplit/>
+        </w:trPr>
+        <w:tc>
+          <w:tcPr>
+            <w:tcW w:w="2166" w:type="dxa"/>
+            <w:tcBorders>
+              <w:top w:val="single" w:sz="4" w:space="0" w:color="000000"/>
+              <w:left w:val="single" w:sz="4" w:space="0" w:color="000000"/>
+              <w:bottom w:val="single" w:sz="4" w:space="0" w:color="000000"/>
+              <w:right w:val="single" w:sz="4" w:space="0" w:color="000000"/>
+            </w:tcBorders>
+            <w:tcMar>
+              <w:top w:w="60" w:type="dxa"/>
+              <w:left w:w="100" w:type="dxa"/>
+              <w:bottom w:w="60" w:type="dxa"/>
+              <w:right w:w="100" w:type="dxa"/>
+            </w:tcMar>
+          </w:tcPr>
+          <w:p>
+            <w:r>
+              <w:rPr>
+                <w:b/>
+                <w:bCs/>
+              </w:rPr>
+              <w:t>Hậu điều kiện</w:t>
+            </w:r>
+          </w:p>
+        </w:tc>
+        <w:tc>
+          <w:tcPr>
+            <w:tcW w:w="6860" w:type="dxa"/>
+            <w:tcBorders>
+              <w:top w:val="single" w:sz="4" w:space="0" w:color="000000"/>
+              <w:left w:val="single" w:sz="4" w:space="0" w:color="000000"/>
+              <w:bottom w:val="single" w:sz="4" w:space="0" w:color="000000"/>
+              <w:right w:val="single" w:sz="4" w:space="0" w:color="000000"/>
+            </w:tcBorders>
+            <w:tcMar>
+              <w:top w:w="60" w:type="dxa"/>
+              <w:left w:w="100" w:type="dxa"/>
+              <w:bottom w:w="60" w:type="dxa"/>
+              <w:right w:w="100" w:type="dxa"/>
+            </w:tcMar>
+          </w:tcPr>
+          <w:p>
+            <w:r>
+              <w:t>Vé điện tử và mã QR được hiển thị; trạng thái vé chưa thay đổi cho đến khi check-in.</w:t>
+            </w:r>
+          </w:p>
+        </w:tc>
+      </w:tr>
+    </w:tbl>
+    <w:p/>
+    <w:p>
+      <w:pPr>
+        <w:keepNext/>
+        <w:rPr>
+          <w:sz w:val="32"/>
+          <w:szCs w:val="32"/>
+        </w:rPr>
+      </w:pPr>
+      <w:r>
+        <w:rPr>
+          <w:sz w:val="32"/>
+          <w:szCs w:val="32"/>
+        </w:rPr>
+        <w:lastRenderedPageBreak/>
+        <w:t>3.13. Check-in</w:t>
+      </w:r>
+    </w:p>
+    <w:p>
+      <w:r>
+        <w:rPr>
+          <w:noProof/>
+        </w:rPr>
+        <w:drawing>
+          <wp:inline distT="0" distB="0" distL="0" distR="0" wp14:anchorId="068E9BFB" wp14:editId="2802A090">
+            <wp:extent cx="6253842" cy="4804277"/>
+            <wp:effectExtent l="0" t="0" r="0" b="0"/>
+            <wp:docPr id="14" name="Picture 14" descr="A diagram of a diagram&#10;&#10;Description automatically generated"/>
+            <wp:cNvGraphicFramePr>
+              <a:graphicFrameLocks xmlns:a="http://schemas.openxmlformats.org/drawingml/2006/main" noChangeAspect="1"/>
+            </wp:cNvGraphicFramePr>
+            <a:graphic xmlns:a="http://schemas.openxmlformats.org/drawingml/2006/main">
+              <a:graphicData uri="http://schemas.openxmlformats.org/drawingml/2006/picture">
+                <pic:pic xmlns:pic="http://schemas.openxmlformats.org/drawingml/2006/picture">
+                  <pic:nvPicPr>
+                    <pic:cNvPr id="0" name="diagram_13.png"/>
+                    <pic:cNvPicPr/>
+                  </pic:nvPicPr>
+                  <pic:blipFill>
+                    <a:blip r:embed="rId23"/>
+                    <a:stretch>
+                      <a:fillRect/>
+                    </a:stretch>
+                  </pic:blipFill>
+                  <pic:spPr>
+                    <a:xfrm>
+                      <a:off x="0" y="0"/>
+                      <a:ext cx="6253842" cy="4804277"/>
+                    </a:xfrm>
+                    <a:prstGeom prst="rect">
+                      <a:avLst/>
+                    </a:prstGeom>
+                  </pic:spPr>
+                </pic:pic>
+              </a:graphicData>
+            </a:graphic>
+          </wp:inline>
+        </w:drawing>
+      </w:r>
+    </w:p>
+    <w:tbl>
+      <w:tblPr>
+        <w:tblW w:w="9026" w:type="dxa"/>
+        <w:tblBorders>
+          <w:top w:val="single" w:sz="4" w:space="0" w:color="auto"/>
+          <w:left w:val="single" w:sz="4" w:space="0" w:color="auto"/>
+          <w:bottom w:val="single" w:sz="4" w:space="0" w:color="auto"/>
+          <w:right w:val="single" w:sz="4" w:space="0" w:color="auto"/>
+          <w:insideH w:val="single" w:sz="4" w:space="0" w:color="auto"/>
+          <w:insideV w:val="single" w:sz="4" w:space="0" w:color="auto"/>
+        </w:tblBorders>
+        <w:tblCellMar>
+          <w:left w:w="10" w:type="dxa"/>
+          <w:right w:w="10" w:type="dxa"/>
+        </w:tblCellMar>
+        <w:tblLook w:val="0000" w:firstRow="0" w:lastRow="0" w:firstColumn="0" w:lastColumn="0" w:noHBand="0" w:noVBand="0"/>
+      </w:tblPr>
+      <w:tblGrid>
+        <w:gridCol w:w="2166"/>
+        <w:gridCol w:w="6860"/>
+      </w:tblGrid>
+      <w:tr>
+        <w:trPr>
+          <w:cantSplit/>
+        </w:trPr>
+        <w:tc>
+          <w:tcPr>
+            <w:tcW w:w="9026" w:type="dxa"/>
+            <w:gridSpan w:val="2"/>
+            <w:tcBorders>
+              <w:top w:val="single" w:sz="4" w:space="0" w:color="000000"/>
+              <w:left w:val="single" w:sz="4" w:space="0" w:color="000000"/>
+              <w:bottom w:val="single" w:sz="4" w:space="0" w:color="000000"/>
+              <w:right w:val="single" w:sz="4" w:space="0" w:color="000000"/>
+            </w:tcBorders>
+            <w:tcMar>
+              <w:top w:w="60" w:type="dxa"/>
+              <w:left w:w="100" w:type="dxa"/>
+              <w:bottom w:w="60" w:type="dxa"/>
+              <w:right w:w="100" w:type="dxa"/>
+            </w:tcMar>
+          </w:tcPr>
+          <w:p>
+            <w:r>
+              <w:rPr>
+                <w:b/>
+                <w:bCs/>
+              </w:rPr>
+              <w:t xml:space="preserve">UseCase ID: </w:t>
+            </w:r>
+            <w:r>
+              <w:t>UC13.1</w:t>
+            </w:r>
+          </w:p>
+        </w:tc>
+      </w:tr>
+      <w:tr>
+        <w:trPr>
+          <w:cantSplit/>
+        </w:trPr>
+        <w:tc>
+          <w:tcPr>
+            <w:tcW w:w="9026" w:type="dxa"/>
+            <w:gridSpan w:val="2"/>
+            <w:tcBorders>
+              <w:top w:val="single" w:sz="4" w:space="0" w:color="000000"/>
+              <w:left w:val="single" w:sz="4" w:space="0" w:color="000000"/>
+              <w:bottom w:val="single" w:sz="4" w:space="0" w:color="000000"/>
+              <w:right w:val="single" w:sz="4" w:space="0" w:color="000000"/>
+            </w:tcBorders>
+            <w:tcMar>
+              <w:top w:w="60" w:type="dxa"/>
+              <w:left w:w="100" w:type="dxa"/>
+              <w:bottom w:w="60" w:type="dxa"/>
+              <w:right w:w="100" w:type="dxa"/>
+            </w:tcMar>
+          </w:tcPr>
+          <w:p>
+            <w:r>
+              <w:rPr>
+                <w:b/>
+                <w:bCs/>
+              </w:rPr>
+              <w:t xml:space="preserve">Actor: </w:t>
+            </w:r>
+            <w:r>
+              <w:t>Nhân viên</w:t>
+            </w:r>
+          </w:p>
+        </w:tc>
+      </w:tr>
+      <w:tr>
+        <w:trPr>
+          <w:cantSplit/>
+        </w:trPr>
+        <w:tc>
+          <w:tcPr>
+            <w:tcW w:w="9026" w:type="dxa"/>
+            <w:gridSpan w:val="2"/>
+            <w:tcBorders>
+              <w:top w:val="single" w:sz="4" w:space="0" w:color="000000"/>
+              <w:left w:val="single" w:sz="4" w:space="0" w:color="000000"/>
+              <w:bottom w:val="single" w:sz="4" w:space="0" w:color="000000"/>
+              <w:right w:val="single" w:sz="4" w:space="0" w:color="000000"/>
+            </w:tcBorders>
+            <w:tcMar>
+              <w:top w:w="60" w:type="dxa"/>
+              <w:left w:w="100" w:type="dxa"/>
+              <w:bottom w:w="60" w:type="dxa"/>
+              <w:right w:w="100" w:type="dxa"/>
+            </w:tcMar>
+          </w:tcPr>
+          <w:p>
+            <w:r>
+              <w:rPr>
+                <w:b/>
+                <w:bCs/>
+              </w:rPr>
+              <w:t xml:space="preserve">Mô tả: </w:t>
+            </w:r>
+            <w:r>
+              <w:t>Nhân viên tra cứu vé của khách hàng trước khi xác nhận vào rạp.</w:t>
+            </w:r>
+          </w:p>
+        </w:tc>
+      </w:tr>
+      <w:tr>
+        <w:trPr>
+          <w:cantSplit/>
+        </w:trPr>
+        <w:tc>
+          <w:tcPr>
+            <w:tcW w:w="2166" w:type="dxa"/>
+            <w:tcBorders>
+              <w:top w:val="single" w:sz="4" w:space="0" w:color="000000"/>
+              <w:left w:val="single" w:sz="4" w:space="0" w:color="000000"/>
+              <w:bottom w:val="single" w:sz="4" w:space="0" w:color="000000"/>
+              <w:right w:val="single" w:sz="4" w:space="0" w:color="000000"/>
+            </w:tcBorders>
+            <w:tcMar>
+              <w:top w:w="60" w:type="dxa"/>
+              <w:left w:w="100" w:type="dxa"/>
+              <w:bottom w:w="60" w:type="dxa"/>
+              <w:right w:w="100" w:type="dxa"/>
+            </w:tcMar>
+          </w:tcPr>
+          <w:p>
+            <w:r>
+              <w:rPr>
+                <w:b/>
+                <w:bCs/>
+              </w:rPr>
+              <w:t>Luồng chính</w:t>
+            </w:r>
+          </w:p>
+        </w:tc>
+        <w:tc>
+          <w:tcPr>
+            <w:tcW w:w="6860" w:type="dxa"/>
+            <w:tcBorders>
+              <w:top w:val="single" w:sz="4" w:space="0" w:color="000000"/>
+              <w:left w:val="single" w:sz="4" w:space="0" w:color="000000"/>
+              <w:bottom w:val="single" w:sz="4" w:space="0" w:color="000000"/>
+              <w:right w:val="single" w:sz="4" w:space="0" w:color="000000"/>
+            </w:tcBorders>
+            <w:tcMar>
+              <w:top w:w="60" w:type="dxa"/>
+              <w:left w:w="100" w:type="dxa"/>
+              <w:bottom w:w="60" w:type="dxa"/>
+              <w:right w:w="100" w:type="dxa"/>
+            </w:tcMar>
+          </w:tcPr>
+          <w:p>
+            <w:r>
+              <w:t>1. Nhân viên mở chức năng “Check-in”.</w:t>
+            </w:r>
+          </w:p>
+          <w:p>
+            <w:r>
+              <w:t>2. Nhân viên nhập mã vé hoặc mã đơn đặt vé.</w:t>
+            </w:r>
+          </w:p>
+          <w:p>
+            <w:r>
+              <w:t>3. Nhân viên chọn “Tra cứu”.</w:t>
+            </w:r>
+          </w:p>
+          <w:p>
+            <w:r>
+              <w:t>4. Hệ thống tìm vé tương ứng và hiển thị thông tin vé.</w:t>
+            </w:r>
+          </w:p>
+        </w:tc>
+      </w:tr>
+      <w:tr>
+        <w:trPr>
+          <w:cantSplit/>
+        </w:trPr>
+        <w:tc>
+          <w:tcPr>
+            <w:tcW w:w="2166" w:type="dxa"/>
+            <w:tcBorders>
+              <w:top w:val="single" w:sz="4" w:space="0" w:color="000000"/>
+              <w:left w:val="single" w:sz="4" w:space="0" w:color="000000"/>
+              <w:bottom w:val="single" w:sz="4" w:space="0" w:color="000000"/>
+              <w:right w:val="single" w:sz="4" w:space="0" w:color="000000"/>
+            </w:tcBorders>
+            <w:tcMar>
+              <w:top w:w="60" w:type="dxa"/>
+              <w:left w:w="100" w:type="dxa"/>
+              <w:bottom w:w="60" w:type="dxa"/>
+              <w:right w:w="100" w:type="dxa"/>
+            </w:tcMar>
+          </w:tcPr>
+          <w:p>
+            <w:r>
+              <w:rPr>
+                <w:b/>
+                <w:bCs/>
+              </w:rPr>
+              <w:t>Ngoại lệ</w:t>
+            </w:r>
+          </w:p>
+        </w:tc>
+        <w:tc>
+          <w:tcPr>
+            <w:tcW w:w="6860" w:type="dxa"/>
+            <w:tcBorders>
+              <w:top w:val="single" w:sz="4" w:space="0" w:color="000000"/>
+              <w:left w:val="single" w:sz="4" w:space="0" w:color="000000"/>
+              <w:bottom w:val="single" w:sz="4" w:space="0" w:color="000000"/>
+              <w:right w:val="single" w:sz="4" w:space="0" w:color="000000"/>
+            </w:tcBorders>
+            <w:tcMar>
+              <w:top w:w="60" w:type="dxa"/>
+              <w:left w:w="100" w:type="dxa"/>
+              <w:bottom w:w="60" w:type="dxa"/>
+              <w:right w:w="100" w:type="dxa"/>
+            </w:tcMar>
+          </w:tcPr>
+          <w:p>
+            <w:r>
+              <w:t>4a. Không tìm thấy vé phù hợp: hệ thống thông báo “Không tìm thấy vé” và cho phép tra cứu lại.</w:t>
+            </w:r>
+          </w:p>
+        </w:tc>
+      </w:tr>
+      <w:tr>
+        <w:trPr>
+          <w:cantSplit/>
+        </w:trPr>
+        <w:tc>
+          <w:tcPr>
+            <w:tcW w:w="2166" w:type="dxa"/>
+            <w:tcBorders>
+              <w:top w:val="single" w:sz="4" w:space="0" w:color="000000"/>
+              <w:left w:val="single" w:sz="4" w:space="0" w:color="000000"/>
+              <w:bottom w:val="single" w:sz="4" w:space="0" w:color="000000"/>
+              <w:right w:val="single" w:sz="4" w:space="0" w:color="000000"/>
+            </w:tcBorders>
+            <w:tcMar>
+              <w:top w:w="60" w:type="dxa"/>
+              <w:left w:w="100" w:type="dxa"/>
+              <w:bottom w:w="60" w:type="dxa"/>
+              <w:right w:w="100" w:type="dxa"/>
+            </w:tcMar>
+          </w:tcPr>
+          <w:p>
+            <w:r>
+              <w:rPr>
+                <w:b/>
+                <w:bCs/>
+              </w:rPr>
+              <w:lastRenderedPageBreak/>
+              <w:t>Tiền điều kiện</w:t>
+            </w:r>
+          </w:p>
+        </w:tc>
+        <w:tc>
+          <w:tcPr>
+            <w:tcW w:w="6860" w:type="dxa"/>
+            <w:tcBorders>
+              <w:top w:val="single" w:sz="4" w:space="0" w:color="000000"/>
+              <w:left w:val="single" w:sz="4" w:space="0" w:color="000000"/>
+              <w:bottom w:val="single" w:sz="4" w:space="0" w:color="000000"/>
+              <w:right w:val="single" w:sz="4" w:space="0" w:color="000000"/>
+            </w:tcBorders>
+            <w:tcMar>
+              <w:top w:w="60" w:type="dxa"/>
+              <w:left w:w="100" w:type="dxa"/>
+              <w:bottom w:w="60" w:type="dxa"/>
+              <w:right w:w="100" w:type="dxa"/>
+            </w:tcMar>
+          </w:tcPr>
+          <w:p>
+            <w:r>
+              <w:t>Nhân viên đã đăng nhập bằng tài khoản có quyền check-in.</w:t>
+            </w:r>
+          </w:p>
+        </w:tc>
+      </w:tr>
+      <w:tr>
+        <w:trPr>
+          <w:cantSplit/>
+        </w:trPr>
+        <w:tc>
+          <w:tcPr>
+            <w:tcW w:w="2166" w:type="dxa"/>
+            <w:tcBorders>
+              <w:top w:val="single" w:sz="4" w:space="0" w:color="000000"/>
+              <w:left w:val="single" w:sz="4" w:space="0" w:color="000000"/>
+              <w:bottom w:val="single" w:sz="4" w:space="0" w:color="000000"/>
+              <w:right w:val="single" w:sz="4" w:space="0" w:color="000000"/>
+            </w:tcBorders>
+            <w:tcMar>
+              <w:top w:w="60" w:type="dxa"/>
+              <w:left w:w="100" w:type="dxa"/>
+              <w:bottom w:w="60" w:type="dxa"/>
+              <w:right w:w="100" w:type="dxa"/>
+            </w:tcMar>
+          </w:tcPr>
+          <w:p>
+            <w:r>
+              <w:rPr>
+                <w:b/>
+                <w:bCs/>
+              </w:rPr>
+              <w:t>Hậu điều kiện</w:t>
+            </w:r>
+          </w:p>
+        </w:tc>
+        <w:tc>
+          <w:tcPr>
+            <w:tcW w:w="6860" w:type="dxa"/>
+            <w:tcBorders>
+              <w:top w:val="single" w:sz="4" w:space="0" w:color="000000"/>
+              <w:left w:val="single" w:sz="4" w:space="0" w:color="000000"/>
+              <w:bottom w:val="single" w:sz="4" w:space="0" w:color="000000"/>
+              <w:right w:val="single" w:sz="4" w:space="0" w:color="000000"/>
+            </w:tcBorders>
+            <w:tcMar>
+              <w:top w:w="60" w:type="dxa"/>
+              <w:left w:w="100" w:type="dxa"/>
+              <w:bottom w:w="60" w:type="dxa"/>
+              <w:right w:w="100" w:type="dxa"/>
+            </w:tcMar>
+          </w:tcPr>
+          <w:p>
+            <w:r>
+              <w:t>Thông tin vé được hiển thị để nhân viên kiểm tra.</w:t>
+            </w:r>
+          </w:p>
+        </w:tc>
+      </w:tr>
+    </w:tbl>
+    <w:p/>
+    <w:tbl>
+      <w:tblPr>
+        <w:tblW w:w="9026" w:type="dxa"/>
+        <w:tblBorders>
+          <w:top w:val="single" w:sz="4" w:space="0" w:color="auto"/>
+          <w:left w:val="single" w:sz="4" w:space="0" w:color="auto"/>
+          <w:bottom w:val="single" w:sz="4" w:space="0" w:color="auto"/>
+          <w:right w:val="single" w:sz="4" w:space="0" w:color="auto"/>
+          <w:insideH w:val="single" w:sz="4" w:space="0" w:color="auto"/>
+          <w:insideV w:val="single" w:sz="4" w:space="0" w:color="auto"/>
+        </w:tblBorders>
+        <w:tblCellMar>
+          <w:left w:w="10" w:type="dxa"/>
+          <w:right w:w="10" w:type="dxa"/>
+        </w:tblCellMar>
+        <w:tblLook w:val="0000" w:firstRow="0" w:lastRow="0" w:firstColumn="0" w:lastColumn="0" w:noHBand="0" w:noVBand="0"/>
+      </w:tblPr>
+      <w:tblGrid>
+        <w:gridCol w:w="2166"/>
+        <w:gridCol w:w="6860"/>
+      </w:tblGrid>
+      <w:tr>
+        <w:trPr>
+          <w:cantSplit/>
+        </w:trPr>
+        <w:tc>
+          <w:tcPr>
+            <w:tcW w:w="9026" w:type="dxa"/>
+            <w:gridSpan w:val="2"/>
+            <w:tcBorders>
+              <w:top w:val="single" w:sz="4" w:space="0" w:color="000000"/>
+              <w:left w:val="single" w:sz="4" w:space="0" w:color="000000"/>
+              <w:bottom w:val="single" w:sz="4" w:space="0" w:color="000000"/>
+              <w:right w:val="single" w:sz="4" w:space="0" w:color="000000"/>
+            </w:tcBorders>
+            <w:tcMar>
+              <w:top w:w="60" w:type="dxa"/>
+              <w:left w:w="100" w:type="dxa"/>
+              <w:bottom w:w="60" w:type="dxa"/>
+              <w:right w:w="100" w:type="dxa"/>
+            </w:tcMar>
+          </w:tcPr>
+          <w:p>
+            <w:r>
+              <w:rPr>
+                <w:b/>
+                <w:bCs/>
+              </w:rPr>
+              <w:t xml:space="preserve">UseCase ID: </w:t>
+            </w:r>
+            <w:r>
+              <w:t>UC13.2</w:t>
+            </w:r>
+          </w:p>
+        </w:tc>
+      </w:tr>
+      <w:tr>
+        <w:trPr>
+          <w:cantSplit/>
+        </w:trPr>
+        <w:tc>
+          <w:tcPr>
+            <w:tcW w:w="9026" w:type="dxa"/>
+            <w:gridSpan w:val="2"/>
+            <w:tcBorders>
+              <w:top w:val="single" w:sz="4" w:space="0" w:color="000000"/>
+              <w:left w:val="single" w:sz="4" w:space="0" w:color="000000"/>
+              <w:bottom w:val="single" w:sz="4" w:space="0" w:color="000000"/>
+              <w:right w:val="single" w:sz="4" w:space="0" w:color="000000"/>
+            </w:tcBorders>
+            <w:tcMar>
+              <w:top w:w="60" w:type="dxa"/>
+              <w:left w:w="100" w:type="dxa"/>
+              <w:bottom w:w="60" w:type="dxa"/>
+              <w:right w:w="100" w:type="dxa"/>
+            </w:tcMar>
+          </w:tcPr>
+          <w:p>
+            <w:r>
+              <w:rPr>
+                <w:b/>
+                <w:bCs/>
+              </w:rPr>
+              <w:t xml:space="preserve">Actor: </w:t>
+            </w:r>
+            <w:r>
+              <w:t>Nhân viên</w:t>
+            </w:r>
+          </w:p>
+        </w:tc>
+      </w:tr>
+      <w:tr>
+        <w:trPr>
+          <w:cantSplit/>
+        </w:trPr>
+        <w:tc>
+          <w:tcPr>
+            <w:tcW w:w="9026" w:type="dxa"/>
+            <w:gridSpan w:val="2"/>
+            <w:tcBorders>
+              <w:top w:val="single" w:sz="4" w:space="0" w:color="000000"/>
+              <w:left w:val="single" w:sz="4" w:space="0" w:color="000000"/>
+              <w:bottom w:val="single" w:sz="4" w:space="0" w:color="000000"/>
+              <w:right w:val="single" w:sz="4" w:space="0" w:color="000000"/>
+            </w:tcBorders>
+            <w:tcMar>
+              <w:top w:w="60" w:type="dxa"/>
+              <w:left w:w="100" w:type="dxa"/>
+              <w:bottom w:w="60" w:type="dxa"/>
+              <w:right w:w="100" w:type="dxa"/>
+            </w:tcMar>
+          </w:tcPr>
+          <w:p>
+            <w:r>
+              <w:rPr>
+                <w:b/>
+                <w:bCs/>
+              </w:rPr>
+              <w:t xml:space="preserve">Mô tả: </w:t>
+            </w:r>
+            <w:r>
+              <w:t>Nhân viên quét mã QR và kiểm tra tính hợp lệ, trạng thái của vé.</w:t>
+            </w:r>
+          </w:p>
+        </w:tc>
+      </w:tr>
+      <w:tr>
+        <w:trPr>
+          <w:cantSplit/>
+        </w:trPr>
+        <w:tc>
+          <w:tcPr>
+            <w:tcW w:w="2166" w:type="dxa"/>
+            <w:tcBorders>
+              <w:top w:val="single" w:sz="4" w:space="0" w:color="000000"/>
+              <w:left w:val="single" w:sz="4" w:space="0" w:color="000000"/>
+              <w:bottom w:val="single" w:sz="4" w:space="0" w:color="000000"/>
+              <w:right w:val="single" w:sz="4" w:space="0" w:color="000000"/>
+            </w:tcBorders>
+            <w:tcMar>
+              <w:top w:w="60" w:type="dxa"/>
+              <w:left w:w="100" w:type="dxa"/>
+              <w:bottom w:w="60" w:type="dxa"/>
+              <w:right w:w="100" w:type="dxa"/>
+            </w:tcMar>
+          </w:tcPr>
+          <w:p>
+            <w:r>
+              <w:rPr>
+                <w:b/>
+                <w:bCs/>
+              </w:rPr>
+              <w:t>Luồng chính</w:t>
+            </w:r>
+          </w:p>
+        </w:tc>
+        <w:tc>
+          <w:tcPr>
+            <w:tcW w:w="6860" w:type="dxa"/>
+            <w:tcBorders>
+              <w:top w:val="single" w:sz="4" w:space="0" w:color="000000"/>
+              <w:left w:val="single" w:sz="4" w:space="0" w:color="000000"/>
+              <w:bottom w:val="single" w:sz="4" w:space="0" w:color="000000"/>
+              <w:right w:val="single" w:sz="4" w:space="0" w:color="000000"/>
+            </w:tcBorders>
+            <w:tcMar>
+              <w:top w:w="60" w:type="dxa"/>
+              <w:left w:w="100" w:type="dxa"/>
+              <w:bottom w:w="60" w:type="dxa"/>
+              <w:right w:w="100" w:type="dxa"/>
+            </w:tcMar>
+          </w:tcPr>
+          <w:p>
+            <w:r>
+              <w:t>1. Nhân viên quét mã QR trên vé điện tử hoặc mở vé đã tra cứu.</w:t>
+            </w:r>
+          </w:p>
+          <w:p>
+            <w:r>
+              <w:t>2. Hệ thống đọc mã QR và đối chiếu với dữ liệu vé.</w:t>
+            </w:r>
+          </w:p>
+          <w:p>
+            <w:r>
+              <w:t>3. Hệ thống kiểm tra trạng thái vé và suất chiếu tương ứng.</w:t>
+            </w:r>
+          </w:p>
+          <w:p>
+            <w:r>
+              <w:t>4. Hệ thống hiển thị thông tin vé cùng kết quả kiểm tra hợp lệ hoặc không hợp lệ.</w:t>
+            </w:r>
+          </w:p>
+        </w:tc>
+      </w:tr>
+      <w:tr>
+        <w:trPr>
+          <w:cantSplit/>
+        </w:trPr>
+        <w:tc>
+          <w:tcPr>
+            <w:tcW w:w="2166" w:type="dxa"/>
+            <w:tcBorders>
+              <w:top w:val="single" w:sz="4" w:space="0" w:color="000000"/>
+              <w:left w:val="single" w:sz="4" w:space="0" w:color="000000"/>
+              <w:bottom w:val="single" w:sz="4" w:space="0" w:color="000000"/>
+              <w:right w:val="single" w:sz="4" w:space="0" w:color="000000"/>
+            </w:tcBorders>
+            <w:tcMar>
+              <w:top w:w="60" w:type="dxa"/>
+              <w:left w:w="100" w:type="dxa"/>
+              <w:bottom w:w="60" w:type="dxa"/>
+              <w:right w:w="100" w:type="dxa"/>
+            </w:tcMar>
+          </w:tcPr>
+          <w:p>
+            <w:r>
+              <w:rPr>
+                <w:b/>
+                <w:bCs/>
+              </w:rPr>
+              <w:t>Ngoại lệ</w:t>
+            </w:r>
+          </w:p>
+        </w:tc>
+        <w:tc>
+          <w:tcPr>
+            <w:tcW w:w="6860" w:type="dxa"/>
+            <w:tcBorders>
+              <w:top w:val="single" w:sz="4" w:space="0" w:color="000000"/>
+              <w:left w:val="single" w:sz="4" w:space="0" w:color="000000"/>
+              <w:bottom w:val="single" w:sz="4" w:space="0" w:color="000000"/>
+              <w:right w:val="single" w:sz="4" w:space="0" w:color="000000"/>
+            </w:tcBorders>
+            <w:tcMar>
+              <w:top w:w="60" w:type="dxa"/>
+              <w:left w:w="100" w:type="dxa"/>
+              <w:bottom w:w="60" w:type="dxa"/>
+              <w:right w:w="100" w:type="dxa"/>
+            </w:tcMar>
+          </w:tcPr>
+          <w:p>
+            <w:r>
+              <w:t>2a. Mã QR không đọc được hoặc không hợp lệ: hệ thống thông báo lỗi.</w:t>
+            </w:r>
+          </w:p>
+          <w:p>
+            <w:r>
+              <w:t>3a. Vé đã check-in, bị hủy hoặc không đúng suất chiếu: hệ thống từ chối xác nhận vào rạp.</w:t>
+            </w:r>
+          </w:p>
+        </w:tc>
+      </w:tr>
+      <w:tr>
+        <w:trPr>
+          <w:cantSplit/>
+        </w:trPr>
+        <w:tc>
+          <w:tcPr>
+            <w:tcW w:w="2166" w:type="dxa"/>
+            <w:tcBorders>
+              <w:top w:val="single" w:sz="4" w:space="0" w:color="000000"/>
+              <w:left w:val="single" w:sz="4" w:space="0" w:color="000000"/>
+              <w:bottom w:val="single" w:sz="4" w:space="0" w:color="000000"/>
+              <w:right w:val="single" w:sz="4" w:space="0" w:color="000000"/>
+            </w:tcBorders>
+            <w:tcMar>
+              <w:top w:w="60" w:type="dxa"/>
+              <w:left w:w="100" w:type="dxa"/>
+              <w:bottom w:w="60" w:type="dxa"/>
+              <w:right w:w="100" w:type="dxa"/>
+            </w:tcMar>
+          </w:tcPr>
+          <w:p>
+            <w:r>
+              <w:rPr>
+                <w:b/>
+                <w:bCs/>
+              </w:rPr>
+              <w:t>Tiền điều kiện</w:t>
+            </w:r>
+          </w:p>
+        </w:tc>
+        <w:tc>
+          <w:tcPr>
+            <w:tcW w:w="6860" w:type="dxa"/>
+            <w:tcBorders>
+              <w:top w:val="single" w:sz="4" w:space="0" w:color="000000"/>
+              <w:left w:val="single" w:sz="4" w:space="0" w:color="000000"/>
+              <w:bottom w:val="single" w:sz="4" w:space="0" w:color="000000"/>
+              <w:right w:val="single" w:sz="4" w:space="0" w:color="000000"/>
+            </w:tcBorders>
+            <w:tcMar>
+              <w:top w:w="60" w:type="dxa"/>
+              <w:left w:w="100" w:type="dxa"/>
+              <w:bottom w:w="60" w:type="dxa"/>
+              <w:right w:w="100" w:type="dxa"/>
+            </w:tcMar>
+          </w:tcPr>
+          <w:p>
+            <w:r>
+              <w:t>Nhân viên đã đăng nhập; mã QR hoặc thông tin vé cần kiểm tra có sẵn.</w:t>
+            </w:r>
+          </w:p>
+        </w:tc>
+      </w:tr>
+      <w:tr>
+        <w:trPr>
+          <w:cantSplit/>
+        </w:trPr>
+        <w:tc>
+          <w:tcPr>
+            <w:tcW w:w="2166" w:type="dxa"/>
+            <w:tcBorders>
+              <w:top w:val="single" w:sz="4" w:space="0" w:color="000000"/>
+              <w:left w:val="single" w:sz="4" w:space="0" w:color="000000"/>
+              <w:bottom w:val="single" w:sz="4" w:space="0" w:color="000000"/>
+              <w:right w:val="single" w:sz="4" w:space="0" w:color="000000"/>
+            </w:tcBorders>
+            <w:tcMar>
+              <w:top w:w="60" w:type="dxa"/>
+              <w:left w:w="100" w:type="dxa"/>
+              <w:bottom w:w="60" w:type="dxa"/>
+              <w:right w:w="100" w:type="dxa"/>
+            </w:tcMar>
+          </w:tcPr>
+          <w:p>
+            <w:r>
+              <w:rPr>
+                <w:b/>
+                <w:bCs/>
+              </w:rPr>
+              <w:t>Hậu điều kiện</w:t>
+            </w:r>
+          </w:p>
+        </w:tc>
+        <w:tc>
+          <w:tcPr>
+            <w:tcW w:w="6860" w:type="dxa"/>
+            <w:tcBorders>
+              <w:top w:val="single" w:sz="4" w:space="0" w:color="000000"/>
+              <w:left w:val="single" w:sz="4" w:space="0" w:color="000000"/>
+              <w:bottom w:val="single" w:sz="4" w:space="0" w:color="000000"/>
+              <w:right w:val="single" w:sz="4" w:space="0" w:color="000000"/>
+            </w:tcBorders>
+            <w:tcMar>
+              <w:top w:w="60" w:type="dxa"/>
+              <w:left w:w="100" w:type="dxa"/>
+              <w:bottom w:w="60" w:type="dxa"/>
+              <w:right w:w="100" w:type="dxa"/>
+            </w:tcMar>
+          </w:tcPr>
+          <w:p>
+            <w:r>
+              <w:t>Kết quả kiểm tra mã QR và trạng thái vé được hiển thị; trạng thái vé chưa thay đổi.</w:t>
+            </w:r>
+          </w:p>
+        </w:tc>
+      </w:tr>
+    </w:tbl>
+    <w:p/>
+    <w:tbl>
+      <w:tblPr>
+        <w:tblW w:w="9026" w:type="dxa"/>
+        <w:tblBorders>
+          <w:top w:val="single" w:sz="4" w:space="0" w:color="auto"/>
+          <w:left w:val="single" w:sz="4" w:space="0" w:color="auto"/>
+          <w:bottom w:val="single" w:sz="4" w:space="0" w:color="auto"/>
+          <w:right w:val="single" w:sz="4" w:space="0" w:color="auto"/>
+          <w:insideH w:val="single" w:sz="4" w:space="0" w:color="auto"/>
+          <w:insideV w:val="single" w:sz="4" w:space="0" w:color="auto"/>
+        </w:tblBorders>
+        <w:tblCellMar>
+          <w:left w:w="10" w:type="dxa"/>
+          <w:right w:w="10" w:type="dxa"/>
+        </w:tblCellMar>
+        <w:tblLook w:val="0000" w:firstRow="0" w:lastRow="0" w:firstColumn="0" w:lastColumn="0" w:noHBand="0" w:noVBand="0"/>
+      </w:tblPr>
+      <w:tblGrid>
+        <w:gridCol w:w="2166"/>
+        <w:gridCol w:w="6860"/>
+      </w:tblGrid>
+      <w:tr>
+        <w:trPr>
+          <w:cantSplit/>
+        </w:trPr>
+        <w:tc>
+          <w:tcPr>
+            <w:tcW w:w="9026" w:type="dxa"/>
+            <w:gridSpan w:val="2"/>
+            <w:tcBorders>
+              <w:top w:val="single" w:sz="4" w:space="0" w:color="000000"/>
+              <w:left w:val="single" w:sz="4" w:space="0" w:color="000000"/>
+              <w:bottom w:val="single" w:sz="4" w:space="0" w:color="000000"/>
+              <w:right w:val="single" w:sz="4" w:space="0" w:color="000000"/>
+            </w:tcBorders>
+            <w:tcMar>
+              <w:top w:w="60" w:type="dxa"/>
+              <w:left w:w="100" w:type="dxa"/>
+              <w:bottom w:w="60" w:type="dxa"/>
+              <w:right w:w="100" w:type="dxa"/>
+            </w:tcMar>
+          </w:tcPr>
+          <w:p>
+            <w:r>
+              <w:rPr>
+                <w:b/>
+                <w:bCs/>
+              </w:rPr>
+              <w:t xml:space="preserve">UseCase ID: </w:t>
+            </w:r>
+            <w:r>
+              <w:t>UC13.3</w:t>
+            </w:r>
+          </w:p>
+        </w:tc>
+      </w:tr>
+      <w:tr>
+        <w:trPr>
+          <w:cantSplit/>
+        </w:trPr>
+        <w:tc>
+          <w:tcPr>
+            <w:tcW w:w="9026" w:type="dxa"/>
+            <w:gridSpan w:val="2"/>
+            <w:tcBorders>
+              <w:top w:val="single" w:sz="4" w:space="0" w:color="000000"/>
+              <w:left w:val="single" w:sz="4" w:space="0" w:color="000000"/>
+              <w:bottom w:val="single" w:sz="4" w:space="0" w:color="000000"/>
+              <w:right w:val="single" w:sz="4" w:space="0" w:color="000000"/>
+            </w:tcBorders>
+            <w:tcMar>
+              <w:top w:w="60" w:type="dxa"/>
+              <w:left w:w="100" w:type="dxa"/>
+              <w:bottom w:w="60" w:type="dxa"/>
+              <w:right w:w="100" w:type="dxa"/>
+            </w:tcMar>
+          </w:tcPr>
+          <w:p>
+            <w:r>
+              <w:rPr>
+                <w:b/>
+                <w:bCs/>
+              </w:rPr>
+              <w:t xml:space="preserve">Actor: </w:t>
+            </w:r>
+            <w:r>
+              <w:t>Nhân viên</w:t>
+            </w:r>
+          </w:p>
+        </w:tc>
+      </w:tr>
+      <w:tr>
+        <w:trPr>
+          <w:cantSplit/>
+        </w:trPr>
+        <w:tc>
+          <w:tcPr>
+            <w:tcW w:w="9026" w:type="dxa"/>
+            <w:gridSpan w:val="2"/>
+            <w:tcBorders>
+              <w:top w:val="single" w:sz="4" w:space="0" w:color="000000"/>
+              <w:left w:val="single" w:sz="4" w:space="0" w:color="000000"/>
+              <w:bottom w:val="single" w:sz="4" w:space="0" w:color="000000"/>
+              <w:right w:val="single" w:sz="4" w:space="0" w:color="000000"/>
+            </w:tcBorders>
+            <w:tcMar>
+              <w:top w:w="60" w:type="dxa"/>
+              <w:left w:w="100" w:type="dxa"/>
+              <w:bottom w:w="60" w:type="dxa"/>
+              <w:right w:w="100" w:type="dxa"/>
+            </w:tcMar>
+          </w:tcPr>
+          <w:p>
+            <w:r>
+              <w:rPr>
+                <w:b/>
+                <w:bCs/>
+              </w:rPr>
+              <w:t xml:space="preserve">Mô tả: </w:t>
+            </w:r>
+            <w:r>
+              <w:t>Nhân viên xác nhận check-in cho khách hàng có vé hợp lệ.</w:t>
+            </w:r>
+          </w:p>
+        </w:tc>
+      </w:tr>
+      <w:tr>
+        <w:trPr>
+          <w:cantSplit/>
+        </w:trPr>
+        <w:tc>
+          <w:tcPr>
+            <w:tcW w:w="2166" w:type="dxa"/>
+            <w:tcBorders>
+              <w:top w:val="single" w:sz="4" w:space="0" w:color="000000"/>
+              <w:left w:val="single" w:sz="4" w:space="0" w:color="000000"/>
+              <w:bottom w:val="single" w:sz="4" w:space="0" w:color="000000"/>
+              <w:right w:val="single" w:sz="4" w:space="0" w:color="000000"/>
+            </w:tcBorders>
+            <w:tcMar>
+              <w:top w:w="60" w:type="dxa"/>
+              <w:left w:w="100" w:type="dxa"/>
+              <w:bottom w:w="60" w:type="dxa"/>
+              <w:right w:w="100" w:type="dxa"/>
+            </w:tcMar>
+          </w:tcPr>
+          <w:p>
+            <w:r>
+              <w:rPr>
+                <w:b/>
+                <w:bCs/>
+              </w:rPr>
+              <w:lastRenderedPageBreak/>
+              <w:t>Luồng chính</w:t>
+            </w:r>
+          </w:p>
+        </w:tc>
+        <w:tc>
+          <w:tcPr>
+            <w:tcW w:w="6860" w:type="dxa"/>
+            <w:tcBorders>
+              <w:top w:val="single" w:sz="4" w:space="0" w:color="000000"/>
+              <w:left w:val="single" w:sz="4" w:space="0" w:color="000000"/>
+              <w:bottom w:val="single" w:sz="4" w:space="0" w:color="000000"/>
+              <w:right w:val="single" w:sz="4" w:space="0" w:color="000000"/>
+            </w:tcBorders>
+            <w:tcMar>
+              <w:top w:w="60" w:type="dxa"/>
+              <w:left w:w="100" w:type="dxa"/>
+              <w:bottom w:w="60" w:type="dxa"/>
+              <w:right w:w="100" w:type="dxa"/>
+            </w:tcMar>
+          </w:tcPr>
+          <w:p>
+            <w:r>
+              <w:t>1. Nhân viên xem kết quả kiểm tra vé hợp lệ.</w:t>
+            </w:r>
+          </w:p>
+          <w:p>
+            <w:r>
+              <w:t>2. Nhân viên chọn “Xác nhận check-in”.</w:t>
+            </w:r>
+          </w:p>
+          <w:p>
+            <w:r>
+              <w:t>3. Hệ thống kiểm tra lại trạng thái vé để tránh check-in trùng.</w:t>
+            </w:r>
+          </w:p>
+          <w:p>
+            <w:r>
+              <w:t>4. Hệ thống cập nhật vé sang trạng thái “Đã check-in” và lưu thời gian xác nhận.</w:t>
+            </w:r>
+          </w:p>
+          <w:p>
+            <w:r>
+              <w:t>5. Hệ thống thông báo check-in thành công.</w:t>
+            </w:r>
+          </w:p>
+        </w:tc>
+      </w:tr>
+      <w:tr>
+        <w:trPr>
+          <w:cantSplit/>
+        </w:trPr>
+        <w:tc>
+          <w:tcPr>
+            <w:tcW w:w="2166" w:type="dxa"/>
+            <w:tcBorders>
+              <w:top w:val="single" w:sz="4" w:space="0" w:color="000000"/>
+              <w:left w:val="single" w:sz="4" w:space="0" w:color="000000"/>
+              <w:bottom w:val="single" w:sz="4" w:space="0" w:color="000000"/>
+              <w:right w:val="single" w:sz="4" w:space="0" w:color="000000"/>
+            </w:tcBorders>
+            <w:tcMar>
+              <w:top w:w="60" w:type="dxa"/>
+              <w:left w:w="100" w:type="dxa"/>
+              <w:bottom w:w="60" w:type="dxa"/>
+              <w:right w:w="100" w:type="dxa"/>
+            </w:tcMar>
+          </w:tcPr>
+          <w:p>
+            <w:r>
+              <w:rPr>
+                <w:b/>
+                <w:bCs/>
+              </w:rPr>
+              <w:t>Luồng thay thế</w:t>
+            </w:r>
+          </w:p>
+        </w:tc>
+        <w:tc>
+          <w:tcPr>
+            <w:tcW w:w="6860" w:type="dxa"/>
+            <w:tcBorders>
+              <w:top w:val="single" w:sz="4" w:space="0" w:color="000000"/>
+              <w:left w:val="single" w:sz="4" w:space="0" w:color="000000"/>
+              <w:bottom w:val="single" w:sz="4" w:space="0" w:color="000000"/>
+              <w:right w:val="single" w:sz="4" w:space="0" w:color="000000"/>
+            </w:tcBorders>
+            <w:tcMar>
+              <w:top w:w="60" w:type="dxa"/>
+              <w:left w:w="100" w:type="dxa"/>
+              <w:bottom w:w="60" w:type="dxa"/>
+              <w:right w:w="100" w:type="dxa"/>
+            </w:tcMar>
+          </w:tcPr>
+          <w:p>
+            <w:r>
+              <w:t>2a. Nhân viên chọn “Hủy”: hệ thống không cập nhật trạng thái vé.</w:t>
+            </w:r>
+          </w:p>
+        </w:tc>
+      </w:tr>
+      <w:tr>
+        <w:trPr>
+          <w:cantSplit/>
+        </w:trPr>
+        <w:tc>
+          <w:tcPr>
+            <w:tcW w:w="2166" w:type="dxa"/>
+            <w:tcBorders>
+              <w:top w:val="single" w:sz="4" w:space="0" w:color="000000"/>
+              <w:left w:val="single" w:sz="4" w:space="0" w:color="000000"/>
+              <w:bottom w:val="single" w:sz="4" w:space="0" w:color="000000"/>
+              <w:right w:val="single" w:sz="4" w:space="0" w:color="000000"/>
+            </w:tcBorders>
+            <w:tcMar>
+              <w:top w:w="60" w:type="dxa"/>
+              <w:left w:w="100" w:type="dxa"/>
+              <w:bottom w:w="60" w:type="dxa"/>
+              <w:right w:w="100" w:type="dxa"/>
+            </w:tcMar>
+          </w:tcPr>
+          <w:p>
+            <w:r>
+              <w:rPr>
+                <w:b/>
+                <w:bCs/>
+              </w:rPr>
+              <w:t>Ngoại lệ</w:t>
+            </w:r>
+          </w:p>
+        </w:tc>
+        <w:tc>
+          <w:tcPr>
+            <w:tcW w:w="6860" w:type="dxa"/>
+            <w:tcBorders>
+              <w:top w:val="single" w:sz="4" w:space="0" w:color="000000"/>
+              <w:left w:val="single" w:sz="4" w:space="0" w:color="000000"/>
+              <w:bottom w:val="single" w:sz="4" w:space="0" w:color="000000"/>
+              <w:right w:val="single" w:sz="4" w:space="0" w:color="000000"/>
+            </w:tcBorders>
+            <w:tcMar>
+              <w:top w:w="60" w:type="dxa"/>
+              <w:left w:w="100" w:type="dxa"/>
+              <w:bottom w:w="60" w:type="dxa"/>
+              <w:right w:w="100" w:type="dxa"/>
+            </w:tcMar>
+          </w:tcPr>
+          <w:p>
+            <w:r>
+              <w:t>3a. Vé đã được check-in bởi lượt xử lý khác: hệ thống từ chối xác nhận và thông báo trạng thái hiện tại.</w:t>
+            </w:r>
+          </w:p>
+        </w:tc>
+      </w:tr>
+      <w:tr>
+        <w:trPr>
+          <w:cantSplit/>
+        </w:trPr>
+        <w:tc>
+          <w:tcPr>
+            <w:tcW w:w="2166" w:type="dxa"/>
+            <w:tcBorders>
+              <w:top w:val="single" w:sz="4" w:space="0" w:color="000000"/>
+              <w:left w:val="single" w:sz="4" w:space="0" w:color="000000"/>
+              <w:bottom w:val="single" w:sz="4" w:space="0" w:color="000000"/>
+              <w:right w:val="single" w:sz="4" w:space="0" w:color="000000"/>
+            </w:tcBorders>
+            <w:tcMar>
+              <w:top w:w="60" w:type="dxa"/>
+              <w:left w:w="100" w:type="dxa"/>
+              <w:bottom w:w="60" w:type="dxa"/>
+              <w:right w:w="100" w:type="dxa"/>
+            </w:tcMar>
+          </w:tcPr>
+          <w:p>
+            <w:r>
+              <w:rPr>
+                <w:b/>
+                <w:bCs/>
+              </w:rPr>
+              <w:t>Tiền điều kiện</w:t>
+            </w:r>
+          </w:p>
+        </w:tc>
+        <w:tc>
+          <w:tcPr>
+            <w:tcW w:w="6860" w:type="dxa"/>
+            <w:tcBorders>
+              <w:top w:val="single" w:sz="4" w:space="0" w:color="000000"/>
+              <w:left w:val="single" w:sz="4" w:space="0" w:color="000000"/>
+              <w:bottom w:val="single" w:sz="4" w:space="0" w:color="000000"/>
+              <w:right w:val="single" w:sz="4" w:space="0" w:color="000000"/>
+            </w:tcBorders>
+            <w:tcMar>
+              <w:top w:w="60" w:type="dxa"/>
+              <w:left w:w="100" w:type="dxa"/>
+              <w:bottom w:w="60" w:type="dxa"/>
+              <w:right w:w="100" w:type="dxa"/>
+            </w:tcMar>
+          </w:tcPr>
+          <w:p>
+            <w:r>
+              <w:t>Nhân viên đã đăng nhập; vé đã được xác thực hợp lệ và chưa check-in.</w:t>
+            </w:r>
+          </w:p>
+        </w:tc>
+      </w:tr>
+      <w:tr>
+        <w:trPr>
+          <w:cantSplit/>
+        </w:trPr>
+        <w:tc>
+          <w:tcPr>
+            <w:tcW w:w="2166" w:type="dxa"/>
+            <w:tcBorders>
+              <w:top w:val="single" w:sz="4" w:space="0" w:color="000000"/>
+              <w:left w:val="single" w:sz="4" w:space="0" w:color="000000"/>
+              <w:bottom w:val="single" w:sz="4" w:space="0" w:color="000000"/>
+              <w:right w:val="single" w:sz="4" w:space="0" w:color="000000"/>
+            </w:tcBorders>
+            <w:tcMar>
+              <w:top w:w="60" w:type="dxa"/>
+              <w:left w:w="100" w:type="dxa"/>
+              <w:bottom w:w="60" w:type="dxa"/>
+              <w:right w:w="100" w:type="dxa"/>
+            </w:tcMar>
+          </w:tcPr>
+          <w:p>
+            <w:r>
+              <w:rPr>
+                <w:b/>
+                <w:bCs/>
+              </w:rPr>
+              <w:t>Hậu điều kiện</w:t>
+            </w:r>
+          </w:p>
+        </w:tc>
+        <w:tc>
+          <w:tcPr>
+            <w:tcW w:w="6860" w:type="dxa"/>
+            <w:tcBorders>
+              <w:top w:val="single" w:sz="4" w:space="0" w:color="000000"/>
+              <w:left w:val="single" w:sz="4" w:space="0" w:color="000000"/>
+              <w:bottom w:val="single" w:sz="4" w:space="0" w:color="000000"/>
+              <w:right w:val="single" w:sz="4" w:space="0" w:color="000000"/>
+            </w:tcBorders>
+            <w:tcMar>
+              <w:top w:w="60" w:type="dxa"/>
+              <w:left w:w="100" w:type="dxa"/>
+              <w:bottom w:w="60" w:type="dxa"/>
+              <w:right w:w="100" w:type="dxa"/>
+            </w:tcMar>
+          </w:tcPr>
+          <w:p>
+            <w:r>
+              <w:t>Vé chuyển sang trạng thái “Đã check-in”; thời gian check-in được ghi nhận.</w:t>
+            </w:r>
+          </w:p>
+        </w:tc>
+      </w:tr>
+    </w:tbl>
+    <w:p/>
+    <w:p>
+      <w:pPr>
+        <w:keepNext/>
+        <w:rPr>
+          <w:sz w:val="32"/>
+          <w:szCs w:val="32"/>
+        </w:rPr>
+      </w:pPr>
+      <w:r>
+        <w:rPr>
+          <w:sz w:val="32"/>
+          <w:szCs w:val="32"/>
+        </w:rPr>
+        <w:lastRenderedPageBreak/>
+        <w:t>3.14. Đánh giá phim</w:t>
+      </w:r>
+    </w:p>
+    <w:p>
+      <w:r>
+        <w:rPr>
+          <w:noProof/>
+        </w:rPr>
+        <w:drawing>
+          <wp:inline distT="0" distB="0" distL="0" distR="0" wp14:anchorId="07D674E4" wp14:editId="494F0171">
+            <wp:extent cx="6253842" cy="4804277"/>
+            <wp:effectExtent l="0" t="0" r="0" b="0"/>
+            <wp:docPr id="15" name="Picture 15" descr="A diagram of a diagram&#10;&#10;Description automatically generated"/>
+            <wp:cNvGraphicFramePr>
+              <a:graphicFrameLocks xmlns:a="http://schemas.openxmlformats.org/drawingml/2006/main" noChangeAspect="1"/>
+            </wp:cNvGraphicFramePr>
+            <a:graphic xmlns:a="http://schemas.openxmlformats.org/drawingml/2006/main">
+              <a:graphicData uri="http://schemas.openxmlformats.org/drawingml/2006/picture">
+                <pic:pic xmlns:pic="http://schemas.openxmlformats.org/drawingml/2006/picture">
+                  <pic:nvPicPr>
+                    <pic:cNvPr id="0" name="diagram_14.png"/>
+                    <pic:cNvPicPr/>
+                  </pic:nvPicPr>
+                  <pic:blipFill>
+                    <a:blip r:embed="rId24"/>
+                    <a:stretch>
+                      <a:fillRect/>
+                    </a:stretch>
+                  </pic:blipFill>
+                  <pic:spPr>
+                    <a:xfrm>
+                      <a:off x="0" y="0"/>
+                      <a:ext cx="6253842" cy="4804277"/>
+                    </a:xfrm>
+                    <a:prstGeom prst="rect">
+                      <a:avLst/>
+                    </a:prstGeom>
+                  </pic:spPr>
+                </pic:pic>
+              </a:graphicData>
+            </a:graphic>
+          </wp:inline>
+        </w:drawing>
+      </w:r>
+    </w:p>
+    <w:tbl>
+      <w:tblPr>
+        <w:tblW w:w="9026" w:type="dxa"/>
+        <w:tblBorders>
+          <w:top w:val="single" w:sz="4" w:space="0" w:color="auto"/>
+          <w:left w:val="single" w:sz="4" w:space="0" w:color="auto"/>
+          <w:bottom w:val="single" w:sz="4" w:space="0" w:color="auto"/>
+          <w:right w:val="single" w:sz="4" w:space="0" w:color="auto"/>
+          <w:insideH w:val="single" w:sz="4" w:space="0" w:color="auto"/>
+          <w:insideV w:val="single" w:sz="4" w:space="0" w:color="auto"/>
+        </w:tblBorders>
+        <w:tblCellMar>
+          <w:left w:w="10" w:type="dxa"/>
+          <w:right w:w="10" w:type="dxa"/>
+        </w:tblCellMar>
+        <w:tblLook w:val="0000" w:firstRow="0" w:lastRow="0" w:firstColumn="0" w:lastColumn="0" w:noHBand="0" w:noVBand="0"/>
+      </w:tblPr>
+      <w:tblGrid>
+        <w:gridCol w:w="2166"/>
+        <w:gridCol w:w="6860"/>
+      </w:tblGrid>
+      <w:tr>
+        <w:trPr>
+          <w:cantSplit/>
+        </w:trPr>
+        <w:tc>
+          <w:tcPr>
+            <w:tcW w:w="9026" w:type="dxa"/>
+            <w:gridSpan w:val="2"/>
+            <w:tcBorders>
+              <w:top w:val="single" w:sz="4" w:space="0" w:color="000000"/>
+              <w:left w:val="single" w:sz="4" w:space="0" w:color="000000"/>
+              <w:bottom w:val="single" w:sz="4" w:space="0" w:color="000000"/>
+              <w:right w:val="single" w:sz="4" w:space="0" w:color="000000"/>
+            </w:tcBorders>
+            <w:tcMar>
+              <w:top w:w="60" w:type="dxa"/>
+              <w:left w:w="100" w:type="dxa"/>
+              <w:bottom w:w="60" w:type="dxa"/>
+              <w:right w:w="100" w:type="dxa"/>
+            </w:tcMar>
+          </w:tcPr>
+          <w:p>
+            <w:r>
+              <w:rPr>
+                <w:b/>
+                <w:bCs/>
+              </w:rPr>
+              <w:t xml:space="preserve">UseCase ID: </w:t>
+            </w:r>
+            <w:r>
+              <w:t>UC14.1</w:t>
+            </w:r>
+          </w:p>
+        </w:tc>
+      </w:tr>
+      <w:tr>
+        <w:trPr>
+          <w:cantSplit/>
+        </w:trPr>
+        <w:tc>
+          <w:tcPr>
+            <w:tcW w:w="9026" w:type="dxa"/>
+            <w:gridSpan w:val="2"/>
+            <w:tcBorders>
+              <w:top w:val="single" w:sz="4" w:space="0" w:color="000000"/>
+              <w:left w:val="single" w:sz="4" w:space="0" w:color="000000"/>
+              <w:bottom w:val="single" w:sz="4" w:space="0" w:color="000000"/>
+              <w:right w:val="single" w:sz="4" w:space="0" w:color="000000"/>
+            </w:tcBorders>
+            <w:tcMar>
+              <w:top w:w="60" w:type="dxa"/>
+              <w:left w:w="100" w:type="dxa"/>
+              <w:bottom w:w="60" w:type="dxa"/>
+              <w:right w:w="100" w:type="dxa"/>
+            </w:tcMar>
+          </w:tcPr>
+          <w:p>
+            <w:r>
+              <w:rPr>
+                <w:b/>
+                <w:bCs/>
+              </w:rPr>
+              <w:t xml:space="preserve">Actor: </w:t>
+            </w:r>
+            <w:r>
+              <w:t>Khách hàng</w:t>
+            </w:r>
+          </w:p>
+        </w:tc>
+      </w:tr>
+      <w:tr>
+        <w:trPr>
+          <w:cantSplit/>
+        </w:trPr>
+        <w:tc>
+          <w:tcPr>
+            <w:tcW w:w="9026" w:type="dxa"/>
+            <w:gridSpan w:val="2"/>
+            <w:tcBorders>
+              <w:top w:val="single" w:sz="4" w:space="0" w:color="000000"/>
+              <w:left w:val="single" w:sz="4" w:space="0" w:color="000000"/>
+              <w:bottom w:val="single" w:sz="4" w:space="0" w:color="000000"/>
+              <w:right w:val="single" w:sz="4" w:space="0" w:color="000000"/>
+            </w:tcBorders>
+            <w:tcMar>
+              <w:top w:w="60" w:type="dxa"/>
+              <w:left w:w="100" w:type="dxa"/>
+              <w:bottom w:w="60" w:type="dxa"/>
+              <w:right w:w="100" w:type="dxa"/>
+            </w:tcMar>
+          </w:tcPr>
+          <w:p>
+            <w:r>
+              <w:rPr>
+                <w:b/>
+                <w:bCs/>
+              </w:rPr>
+              <w:t xml:space="preserve">Mô tả: </w:t>
+            </w:r>
+            <w:r>
+              <w:t>Khách hàng xem danh sách phim đã xem đủ điều kiện gửi đánh giá.</w:t>
+            </w:r>
+          </w:p>
+        </w:tc>
+      </w:tr>
+      <w:tr>
+        <w:trPr>
+          <w:cantSplit/>
+        </w:trPr>
+        <w:tc>
+          <w:tcPr>
+            <w:tcW w:w="2166" w:type="dxa"/>
+            <w:tcBorders>
+              <w:top w:val="single" w:sz="4" w:space="0" w:color="000000"/>
+              <w:left w:val="single" w:sz="4" w:space="0" w:color="000000"/>
+              <w:bottom w:val="single" w:sz="4" w:space="0" w:color="000000"/>
+              <w:right w:val="single" w:sz="4" w:space="0" w:color="000000"/>
+            </w:tcBorders>
+            <w:tcMar>
+              <w:top w:w="60" w:type="dxa"/>
+              <w:left w:w="100" w:type="dxa"/>
+              <w:bottom w:w="60" w:type="dxa"/>
+              <w:right w:w="100" w:type="dxa"/>
+            </w:tcMar>
+          </w:tcPr>
+          <w:p>
+            <w:r>
+              <w:rPr>
+                <w:b/>
+                <w:bCs/>
+              </w:rPr>
+              <w:t>Luồng chính</w:t>
+            </w:r>
+          </w:p>
+        </w:tc>
+        <w:tc>
+          <w:tcPr>
+            <w:tcW w:w="6860" w:type="dxa"/>
+            <w:tcBorders>
+              <w:top w:val="single" w:sz="4" w:space="0" w:color="000000"/>
+              <w:left w:val="single" w:sz="4" w:space="0" w:color="000000"/>
+              <w:bottom w:val="single" w:sz="4" w:space="0" w:color="000000"/>
+              <w:right w:val="single" w:sz="4" w:space="0" w:color="000000"/>
+            </w:tcBorders>
+            <w:tcMar>
+              <w:top w:w="60" w:type="dxa"/>
+              <w:left w:w="100" w:type="dxa"/>
+              <w:bottom w:w="60" w:type="dxa"/>
+              <w:right w:w="100" w:type="dxa"/>
+            </w:tcMar>
+          </w:tcPr>
+          <w:p>
+            <w:r>
+              <w:t>1. Khách hàng mở chức năng “Đánh giá phim”.</w:t>
+            </w:r>
+          </w:p>
+          <w:p>
+            <w:r>
+              <w:t>2. Hệ thống truy vấn các vé của khách hàng có suất chiếu đã diễn ra.</w:t>
+            </w:r>
+          </w:p>
+          <w:p>
+            <w:r>
+              <w:t>3. Hệ thống hiển thị danh sách phim đủ điều kiện đánh giá.</w:t>
+            </w:r>
+          </w:p>
+          <w:p>
+            <w:r>
+              <w:t>4. Khách hàng chọn phim muốn đánh giá.</w:t>
+            </w:r>
+          </w:p>
+        </w:tc>
+      </w:tr>
+      <w:tr>
+        <w:trPr>
+          <w:cantSplit/>
+        </w:trPr>
+        <w:tc>
+          <w:tcPr>
+            <w:tcW w:w="2166" w:type="dxa"/>
+            <w:tcBorders>
+              <w:top w:val="single" w:sz="4" w:space="0" w:color="000000"/>
+              <w:left w:val="single" w:sz="4" w:space="0" w:color="000000"/>
+              <w:bottom w:val="single" w:sz="4" w:space="0" w:color="000000"/>
+              <w:right w:val="single" w:sz="4" w:space="0" w:color="000000"/>
+            </w:tcBorders>
+            <w:tcMar>
+              <w:top w:w="60" w:type="dxa"/>
+              <w:left w:w="100" w:type="dxa"/>
+              <w:bottom w:w="60" w:type="dxa"/>
+              <w:right w:w="100" w:type="dxa"/>
+            </w:tcMar>
+          </w:tcPr>
+          <w:p>
+            <w:r>
+              <w:rPr>
+                <w:b/>
+                <w:bCs/>
+              </w:rPr>
+              <w:t>Ngoại lệ</w:t>
+            </w:r>
+          </w:p>
+        </w:tc>
+        <w:tc>
+          <w:tcPr>
+            <w:tcW w:w="6860" w:type="dxa"/>
+            <w:tcBorders>
+              <w:top w:val="single" w:sz="4" w:space="0" w:color="000000"/>
+              <w:left w:val="single" w:sz="4" w:space="0" w:color="000000"/>
+              <w:bottom w:val="single" w:sz="4" w:space="0" w:color="000000"/>
+              <w:right w:val="single" w:sz="4" w:space="0" w:color="000000"/>
+            </w:tcBorders>
+            <w:tcMar>
+              <w:top w:w="60" w:type="dxa"/>
+              <w:left w:w="100" w:type="dxa"/>
+              <w:bottom w:w="60" w:type="dxa"/>
+              <w:right w:w="100" w:type="dxa"/>
+            </w:tcMar>
+          </w:tcPr>
+          <w:p>
+            <w:r>
+              <w:t>3a. Không có phim đủ điều kiện đánh giá: hệ thống thông báo chưa có phim để đánh giá.</w:t>
+            </w:r>
+          </w:p>
+        </w:tc>
+      </w:tr>
+      <w:tr>
+        <w:trPr>
+          <w:cantSplit/>
+        </w:trPr>
+        <w:tc>
+          <w:tcPr>
+            <w:tcW w:w="2166" w:type="dxa"/>
+            <w:tcBorders>
+              <w:top w:val="single" w:sz="4" w:space="0" w:color="000000"/>
+              <w:left w:val="single" w:sz="4" w:space="0" w:color="000000"/>
+              <w:bottom w:val="single" w:sz="4" w:space="0" w:color="000000"/>
+              <w:right w:val="single" w:sz="4" w:space="0" w:color="000000"/>
+            </w:tcBorders>
+            <w:tcMar>
+              <w:top w:w="60" w:type="dxa"/>
+              <w:left w:w="100" w:type="dxa"/>
+              <w:bottom w:w="60" w:type="dxa"/>
+              <w:right w:w="100" w:type="dxa"/>
+            </w:tcMar>
+          </w:tcPr>
+          <w:p>
+            <w:r>
+              <w:rPr>
+                <w:b/>
+                <w:bCs/>
+              </w:rPr>
+              <w:lastRenderedPageBreak/>
+              <w:t>Tiền điều kiện</w:t>
+            </w:r>
+          </w:p>
+        </w:tc>
+        <w:tc>
+          <w:tcPr>
+            <w:tcW w:w="6860" w:type="dxa"/>
+            <w:tcBorders>
+              <w:top w:val="single" w:sz="4" w:space="0" w:color="000000"/>
+              <w:left w:val="single" w:sz="4" w:space="0" w:color="000000"/>
+              <w:bottom w:val="single" w:sz="4" w:space="0" w:color="000000"/>
+              <w:right w:val="single" w:sz="4" w:space="0" w:color="000000"/>
+            </w:tcBorders>
+            <w:tcMar>
+              <w:top w:w="60" w:type="dxa"/>
+              <w:left w:w="100" w:type="dxa"/>
+              <w:bottom w:w="60" w:type="dxa"/>
+              <w:right w:w="100" w:type="dxa"/>
+            </w:tcMar>
+          </w:tcPr>
+          <w:p>
+            <w:r>
+              <w:t>Khách hàng đã đăng nhập và có vé của suất chiếu đã diễn ra.</w:t>
+            </w:r>
+          </w:p>
+        </w:tc>
+      </w:tr>
+      <w:tr>
+        <w:trPr>
+          <w:cantSplit/>
+        </w:trPr>
+        <w:tc>
+          <w:tcPr>
+            <w:tcW w:w="2166" w:type="dxa"/>
+            <w:tcBorders>
+              <w:top w:val="single" w:sz="4" w:space="0" w:color="000000"/>
+              <w:left w:val="single" w:sz="4" w:space="0" w:color="000000"/>
+              <w:bottom w:val="single" w:sz="4" w:space="0" w:color="000000"/>
+              <w:right w:val="single" w:sz="4" w:space="0" w:color="000000"/>
+            </w:tcBorders>
+            <w:tcMar>
+              <w:top w:w="60" w:type="dxa"/>
+              <w:left w:w="100" w:type="dxa"/>
+              <w:bottom w:w="60" w:type="dxa"/>
+              <w:right w:w="100" w:type="dxa"/>
+            </w:tcMar>
+          </w:tcPr>
+          <w:p>
+            <w:r>
+              <w:rPr>
+                <w:b/>
+                <w:bCs/>
+              </w:rPr>
+              <w:t>Hậu điều kiện</w:t>
+            </w:r>
+          </w:p>
+        </w:tc>
+        <w:tc>
+          <w:tcPr>
+            <w:tcW w:w="6860" w:type="dxa"/>
+            <w:tcBorders>
+              <w:top w:val="single" w:sz="4" w:space="0" w:color="000000"/>
+              <w:left w:val="single" w:sz="4" w:space="0" w:color="000000"/>
+              <w:bottom w:val="single" w:sz="4" w:space="0" w:color="000000"/>
+              <w:right w:val="single" w:sz="4" w:space="0" w:color="000000"/>
+            </w:tcBorders>
+            <w:tcMar>
+              <w:top w:w="60" w:type="dxa"/>
+              <w:left w:w="100" w:type="dxa"/>
+              <w:bottom w:w="60" w:type="dxa"/>
+              <w:right w:w="100" w:type="dxa"/>
+            </w:tcMar>
+          </w:tcPr>
+          <w:p>
+            <w:r>
+              <w:t>Danh sách phim đủ điều kiện đánh giá được hiển thị hoặc một phim được chọn.</w:t>
+            </w:r>
+          </w:p>
+        </w:tc>
+      </w:tr>
+    </w:tbl>
+    <w:p/>
+    <w:tbl>
+      <w:tblPr>
+        <w:tblW w:w="9026" w:type="dxa"/>
+        <w:tblBorders>
+          <w:top w:val="single" w:sz="4" w:space="0" w:color="auto"/>
+          <w:left w:val="single" w:sz="4" w:space="0" w:color="auto"/>
+          <w:bottom w:val="single" w:sz="4" w:space="0" w:color="auto"/>
+          <w:right w:val="single" w:sz="4" w:space="0" w:color="auto"/>
+          <w:insideH w:val="single" w:sz="4" w:space="0" w:color="auto"/>
+          <w:insideV w:val="single" w:sz="4" w:space="0" w:color="auto"/>
+        </w:tblBorders>
+        <w:tblCellMar>
+          <w:left w:w="10" w:type="dxa"/>
+          <w:right w:w="10" w:type="dxa"/>
+        </w:tblCellMar>
+        <w:tblLook w:val="0000" w:firstRow="0" w:lastRow="0" w:firstColumn="0" w:lastColumn="0" w:noHBand="0" w:noVBand="0"/>
+      </w:tblPr>
+      <w:tblGrid>
+        <w:gridCol w:w="2166"/>
+        <w:gridCol w:w="6860"/>
+      </w:tblGrid>
+      <w:tr>
+        <w:trPr>
+          <w:cantSplit/>
+        </w:trPr>
+        <w:tc>
+          <w:tcPr>
+            <w:tcW w:w="9026" w:type="dxa"/>
+            <w:gridSpan w:val="2"/>
+            <w:tcBorders>
+              <w:top w:val="single" w:sz="4" w:space="0" w:color="000000"/>
+              <w:left w:val="single" w:sz="4" w:space="0" w:color="000000"/>
+              <w:bottom w:val="single" w:sz="4" w:space="0" w:color="000000"/>
+              <w:right w:val="single" w:sz="4" w:space="0" w:color="000000"/>
+            </w:tcBorders>
+            <w:tcMar>
+              <w:top w:w="60" w:type="dxa"/>
+              <w:left w:w="100" w:type="dxa"/>
+              <w:bottom w:w="60" w:type="dxa"/>
+              <w:right w:w="100" w:type="dxa"/>
+            </w:tcMar>
+          </w:tcPr>
+          <w:p>
+            <w:r>
+              <w:rPr>
+                <w:b/>
+                <w:bCs/>
+              </w:rPr>
+              <w:t xml:space="preserve">UseCase ID: </w:t>
+            </w:r>
+            <w:r>
+              <w:t>UC14.2</w:t>
+            </w:r>
+          </w:p>
+        </w:tc>
+      </w:tr>
+      <w:tr>
+        <w:trPr>
+          <w:cantSplit/>
+        </w:trPr>
+        <w:tc>
+          <w:tcPr>
+            <w:tcW w:w="9026" w:type="dxa"/>
+            <w:gridSpan w:val="2"/>
+            <w:tcBorders>
+              <w:top w:val="single" w:sz="4" w:space="0" w:color="000000"/>
+              <w:left w:val="single" w:sz="4" w:space="0" w:color="000000"/>
+              <w:bottom w:val="single" w:sz="4" w:space="0" w:color="000000"/>
+              <w:right w:val="single" w:sz="4" w:space="0" w:color="000000"/>
+            </w:tcBorders>
+            <w:tcMar>
+              <w:top w:w="60" w:type="dxa"/>
+              <w:left w:w="100" w:type="dxa"/>
+              <w:bottom w:w="60" w:type="dxa"/>
+              <w:right w:w="100" w:type="dxa"/>
+            </w:tcMar>
+          </w:tcPr>
+          <w:p>
+            <w:r>
+              <w:rPr>
+                <w:b/>
+                <w:bCs/>
+              </w:rPr>
+              <w:t xml:space="preserve">Actor: </w:t>
+            </w:r>
+            <w:r>
+              <w:t>Khách hàng</w:t>
+            </w:r>
+          </w:p>
+        </w:tc>
+      </w:tr>
+      <w:tr>
+        <w:trPr>
+          <w:cantSplit/>
+        </w:trPr>
+        <w:tc>
+          <w:tcPr>
+            <w:tcW w:w="9026" w:type="dxa"/>
+            <w:gridSpan w:val="2"/>
+            <w:tcBorders>
+              <w:top w:val="single" w:sz="4" w:space="0" w:color="000000"/>
+              <w:left w:val="single" w:sz="4" w:space="0" w:color="000000"/>
+              <w:bottom w:val="single" w:sz="4" w:space="0" w:color="000000"/>
+              <w:right w:val="single" w:sz="4" w:space="0" w:color="000000"/>
+            </w:tcBorders>
+            <w:tcMar>
+              <w:top w:w="60" w:type="dxa"/>
+              <w:left w:w="100" w:type="dxa"/>
+              <w:bottom w:w="60" w:type="dxa"/>
+              <w:right w:w="100" w:type="dxa"/>
+            </w:tcMar>
+          </w:tcPr>
+          <w:p>
+            <w:r>
+              <w:rPr>
+                <w:b/>
+                <w:bCs/>
+              </w:rPr>
+              <w:t xml:space="preserve">Mô tả: </w:t>
+            </w:r>
+            <w:r>
+              <w:t>Khách hàng gửi điểm đánh giá và nhận xét cho phim sau khi xem.</w:t>
+            </w:r>
+          </w:p>
+        </w:tc>
+      </w:tr>
+      <w:tr>
+        <w:trPr>
+          <w:cantSplit/>
+        </w:trPr>
+        <w:tc>
+          <w:tcPr>
+            <w:tcW w:w="2166" w:type="dxa"/>
+            <w:tcBorders>
+              <w:top w:val="single" w:sz="4" w:space="0" w:color="000000"/>
+              <w:left w:val="single" w:sz="4" w:space="0" w:color="000000"/>
+              <w:bottom w:val="single" w:sz="4" w:space="0" w:color="000000"/>
+              <w:right w:val="single" w:sz="4" w:space="0" w:color="000000"/>
+            </w:tcBorders>
+            <w:tcMar>
+              <w:top w:w="60" w:type="dxa"/>
+              <w:left w:w="100" w:type="dxa"/>
+              <w:bottom w:w="60" w:type="dxa"/>
+              <w:right w:w="100" w:type="dxa"/>
+            </w:tcMar>
+          </w:tcPr>
+          <w:p>
+            <w:r>
+              <w:rPr>
+                <w:b/>
+                <w:bCs/>
+              </w:rPr>
+              <w:t>Luồng chính</w:t>
+            </w:r>
+          </w:p>
+        </w:tc>
+        <w:tc>
+          <w:tcPr>
+            <w:tcW w:w="6860" w:type="dxa"/>
+            <w:tcBorders>
+              <w:top w:val="single" w:sz="4" w:space="0" w:color="000000"/>
+              <w:left w:val="single" w:sz="4" w:space="0" w:color="000000"/>
+              <w:bottom w:val="single" w:sz="4" w:space="0" w:color="000000"/>
+              <w:right w:val="single" w:sz="4" w:space="0" w:color="000000"/>
+            </w:tcBorders>
+            <w:tcMar>
+              <w:top w:w="60" w:type="dxa"/>
+              <w:left w:w="100" w:type="dxa"/>
+              <w:bottom w:w="60" w:type="dxa"/>
+              <w:right w:w="100" w:type="dxa"/>
+            </w:tcMar>
+          </w:tcPr>
+          <w:p>
+            <w:r>
+              <w:t>1. Khách hàng chọn phim cần đánh giá.</w:t>
+            </w:r>
+          </w:p>
+          <w:p>
+            <w:r>
+              <w:t>2. Hệ thống hiển thị biểu mẫu đánh giá.</w:t>
+            </w:r>
+          </w:p>
+          <w:p>
+            <w:r>
+              <w:t>3. Khách hàng chọn điểm đánh giá và nhập nhận xét.</w:t>
+            </w:r>
+          </w:p>
+          <w:p>
+            <w:r>
+              <w:t>4. Khách hàng nhấn “Gửi đánh giá”.</w:t>
+            </w:r>
+          </w:p>
+          <w:p>
+            <w:r>
+              <w:t>5. Hệ thống kiểm tra điều kiện đánh giá và tính hợp lệ của dữ liệu.</w:t>
+            </w:r>
+          </w:p>
+          <w:p>
+            <w:r>
+              <w:t>6. Hệ thống lưu điểm đánh giá, nhận xét và thông báo thành công.</w:t>
+            </w:r>
+          </w:p>
+        </w:tc>
+      </w:tr>
+      <w:tr>
+        <w:trPr>
+          <w:cantSplit/>
+        </w:trPr>
+        <w:tc>
+          <w:tcPr>
+            <w:tcW w:w="2166" w:type="dxa"/>
+            <w:tcBorders>
+              <w:top w:val="single" w:sz="4" w:space="0" w:color="000000"/>
+              <w:left w:val="single" w:sz="4" w:space="0" w:color="000000"/>
+              <w:bottom w:val="single" w:sz="4" w:space="0" w:color="000000"/>
+              <w:right w:val="single" w:sz="4" w:space="0" w:color="000000"/>
+            </w:tcBorders>
+            <w:tcMar>
+              <w:top w:w="60" w:type="dxa"/>
+              <w:left w:w="100" w:type="dxa"/>
+              <w:bottom w:w="60" w:type="dxa"/>
+              <w:right w:w="100" w:type="dxa"/>
+            </w:tcMar>
+          </w:tcPr>
+          <w:p>
+            <w:r>
+              <w:rPr>
+                <w:b/>
+                <w:bCs/>
+              </w:rPr>
+              <w:t>Luồng thay thế</w:t>
+            </w:r>
+          </w:p>
+        </w:tc>
+        <w:tc>
+          <w:tcPr>
+            <w:tcW w:w="6860" w:type="dxa"/>
+            <w:tcBorders>
+              <w:top w:val="single" w:sz="4" w:space="0" w:color="000000"/>
+              <w:left w:val="single" w:sz="4" w:space="0" w:color="000000"/>
+              <w:bottom w:val="single" w:sz="4" w:space="0" w:color="000000"/>
+              <w:right w:val="single" w:sz="4" w:space="0" w:color="000000"/>
+            </w:tcBorders>
+            <w:tcMar>
+              <w:top w:w="60" w:type="dxa"/>
+              <w:left w:w="100" w:type="dxa"/>
+              <w:bottom w:w="60" w:type="dxa"/>
+              <w:right w:w="100" w:type="dxa"/>
+            </w:tcMar>
+          </w:tcPr>
+          <w:p>
+            <w:r>
+              <w:t>4a. Khách hàng chọn “Hủy”: hệ thống không lưu đánh giá.</w:t>
+            </w:r>
+          </w:p>
+        </w:tc>
+      </w:tr>
+      <w:tr>
+        <w:trPr>
+          <w:cantSplit/>
+        </w:trPr>
+        <w:tc>
+          <w:tcPr>
+            <w:tcW w:w="2166" w:type="dxa"/>
+            <w:tcBorders>
+              <w:top w:val="single" w:sz="4" w:space="0" w:color="000000"/>
+              <w:left w:val="single" w:sz="4" w:space="0" w:color="000000"/>
+              <w:bottom w:val="single" w:sz="4" w:space="0" w:color="000000"/>
+              <w:right w:val="single" w:sz="4" w:space="0" w:color="000000"/>
+            </w:tcBorders>
+            <w:tcMar>
+              <w:top w:w="60" w:type="dxa"/>
+              <w:left w:w="100" w:type="dxa"/>
+              <w:bottom w:w="60" w:type="dxa"/>
+              <w:right w:w="100" w:type="dxa"/>
+            </w:tcMar>
+          </w:tcPr>
+          <w:p>
+            <w:r>
+              <w:rPr>
+                <w:b/>
+                <w:bCs/>
+              </w:rPr>
+              <w:t>Ngoại lệ</w:t>
+            </w:r>
+          </w:p>
+        </w:tc>
+        <w:tc>
+          <w:tcPr>
+            <w:tcW w:w="6860" w:type="dxa"/>
+            <w:tcBorders>
+              <w:top w:val="single" w:sz="4" w:space="0" w:color="000000"/>
+              <w:left w:val="single" w:sz="4" w:space="0" w:color="000000"/>
+              <w:bottom w:val="single" w:sz="4" w:space="0" w:color="000000"/>
+              <w:right w:val="single" w:sz="4" w:space="0" w:color="000000"/>
+            </w:tcBorders>
+            <w:tcMar>
+              <w:top w:w="60" w:type="dxa"/>
+              <w:left w:w="100" w:type="dxa"/>
+              <w:bottom w:w="60" w:type="dxa"/>
+              <w:right w:w="100" w:type="dxa"/>
+            </w:tcMar>
+          </w:tcPr>
+          <w:p>
+            <w:r>
+              <w:t>5a. Khách hàng chưa xem phim hoặc vé không đủ điều kiện: hệ thống từ chối gửi đánh giá.</w:t>
+            </w:r>
+          </w:p>
+          <w:p>
+            <w:r>
+              <w:t>5b. Điểm đánh giá hoặc nhận xét không hợp lệ: hệ thống thông báo lỗi và yêu cầu nhập lại.</w:t>
+            </w:r>
+          </w:p>
+        </w:tc>
+      </w:tr>
+      <w:tr>
+        <w:trPr>
+          <w:cantSplit/>
+        </w:trPr>
+        <w:tc>
+          <w:tcPr>
+            <w:tcW w:w="2166" w:type="dxa"/>
+            <w:tcBorders>
+              <w:top w:val="single" w:sz="4" w:space="0" w:color="000000"/>
+              <w:left w:val="single" w:sz="4" w:space="0" w:color="000000"/>
+              <w:bottom w:val="single" w:sz="4" w:space="0" w:color="000000"/>
+              <w:right w:val="single" w:sz="4" w:space="0" w:color="000000"/>
+            </w:tcBorders>
+            <w:tcMar>
+              <w:top w:w="60" w:type="dxa"/>
+              <w:left w:w="100" w:type="dxa"/>
+              <w:bottom w:w="60" w:type="dxa"/>
+              <w:right w:w="100" w:type="dxa"/>
+            </w:tcMar>
+          </w:tcPr>
+          <w:p>
+            <w:r>
+              <w:rPr>
+                <w:b/>
+                <w:bCs/>
+              </w:rPr>
+              <w:t>Tiền điều kiện</w:t>
+            </w:r>
+          </w:p>
+        </w:tc>
+        <w:tc>
+          <w:tcPr>
+            <w:tcW w:w="6860" w:type="dxa"/>
+            <w:tcBorders>
+              <w:top w:val="single" w:sz="4" w:space="0" w:color="000000"/>
+              <w:left w:val="single" w:sz="4" w:space="0" w:color="000000"/>
+              <w:bottom w:val="single" w:sz="4" w:space="0" w:color="000000"/>
+              <w:right w:val="single" w:sz="4" w:space="0" w:color="000000"/>
+            </w:tcBorders>
+            <w:tcMar>
+              <w:top w:w="60" w:type="dxa"/>
+              <w:left w:w="100" w:type="dxa"/>
+              <w:bottom w:w="60" w:type="dxa"/>
+              <w:right w:w="100" w:type="dxa"/>
+            </w:tcMar>
+          </w:tcPr>
+          <w:p>
+            <w:r>
+              <w:t>Khách hàng đã đăng nhập và có vé hợp lệ của phim đã xem.</w:t>
+            </w:r>
+          </w:p>
+        </w:tc>
+      </w:tr>
+      <w:tr>
+        <w:trPr>
+          <w:cantSplit/>
+        </w:trPr>
+        <w:tc>
+          <w:tcPr>
+            <w:tcW w:w="2166" w:type="dxa"/>
+            <w:tcBorders>
+              <w:top w:val="single" w:sz="4" w:space="0" w:color="000000"/>
+              <w:left w:val="single" w:sz="4" w:space="0" w:color="000000"/>
+              <w:bottom w:val="single" w:sz="4" w:space="0" w:color="000000"/>
+              <w:right w:val="single" w:sz="4" w:space="0" w:color="000000"/>
+            </w:tcBorders>
+            <w:tcMar>
+              <w:top w:w="60" w:type="dxa"/>
+              <w:left w:w="100" w:type="dxa"/>
+              <w:bottom w:w="60" w:type="dxa"/>
+              <w:right w:w="100" w:type="dxa"/>
+            </w:tcMar>
+          </w:tcPr>
+          <w:p>
+            <w:r>
+              <w:rPr>
+                <w:b/>
+                <w:bCs/>
+              </w:rPr>
+              <w:t>Hậu điều kiện</w:t>
+            </w:r>
+          </w:p>
+        </w:tc>
+        <w:tc>
+          <w:tcPr>
+            <w:tcW w:w="6860" w:type="dxa"/>
+            <w:tcBorders>
+              <w:top w:val="single" w:sz="4" w:space="0" w:color="000000"/>
+              <w:left w:val="single" w:sz="4" w:space="0" w:color="000000"/>
+              <w:bottom w:val="single" w:sz="4" w:space="0" w:color="000000"/>
+              <w:right w:val="single" w:sz="4" w:space="0" w:color="000000"/>
+            </w:tcBorders>
+            <w:tcMar>
+              <w:top w:w="60" w:type="dxa"/>
+              <w:left w:w="100" w:type="dxa"/>
+              <w:bottom w:w="60" w:type="dxa"/>
+              <w:right w:w="100" w:type="dxa"/>
+            </w:tcMar>
+          </w:tcPr>
+          <w:p>
+            <w:r>
+              <w:t>Điểm đánh giá và nhận xét của khách hàng được lưu trong hệ thống.</w:t>
+            </w:r>
+          </w:p>
+        </w:tc>
+      </w:tr>
+    </w:tbl>
+    <w:p/>
+    <w:p>
+      <w:pPr>
+        <w:keepNext/>
+        <w:rPr>
+          <w:sz w:val="32"/>
+          <w:szCs w:val="32"/>
+        </w:rPr>
+      </w:pPr>
+      <w:r>
+        <w:rPr>
+          <w:sz w:val="32"/>
+          <w:szCs w:val="32"/>
+        </w:rPr>
+        <w:t>3.15. Xem báo cáo và thống kê</w:t>
+      </w:r>
+    </w:p>
+    <w:p>
+      <w:r>
+        <w:rPr>
+          <w:noProof/>
+        </w:rPr>
+        <w:drawing>
+          <wp:inline distT="0" distB="0" distL="0" distR="0" wp14:anchorId="76F72D7E" wp14:editId="0399306A">
+            <wp:extent cx="6253842" cy="4804277"/>
+            <wp:effectExtent l="0" t="0" r="0" b="0"/>
+            <wp:docPr id="16" name="Picture 16" descr="A diagram of a diagram&#10;&#10;Description automatically generated"/>
+            <wp:cNvGraphicFramePr>
+              <a:graphicFrameLocks xmlns:a="http://schemas.openxmlformats.org/drawingml/2006/main" noChangeAspect="1"/>
+            </wp:cNvGraphicFramePr>
+            <a:graphic xmlns:a="http://schemas.openxmlformats.org/drawingml/2006/main">
+              <a:graphicData uri="http://schemas.openxmlformats.org/drawingml/2006/picture">
+                <pic:pic xmlns:pic="http://schemas.openxmlformats.org/drawingml/2006/picture">
+                  <pic:nvPicPr>
+                    <pic:cNvPr id="0" name="diagram_15.png"/>
+                    <pic:cNvPicPr/>
+                  </pic:nvPicPr>
+                  <pic:blipFill>
+                    <a:blip r:embed="rId25"/>
+                    <a:stretch>
+                      <a:fillRect/>
+                    </a:stretch>
+                  </pic:blipFill>
+                  <pic:spPr>
+                    <a:xfrm>
+                      <a:off x="0" y="0"/>
+                      <a:ext cx="6253842" cy="4804277"/>
+                    </a:xfrm>
+                    <a:prstGeom prst="rect">
+                      <a:avLst/>
+                    </a:prstGeom>
+                  </pic:spPr>
+                </pic:pic>
+              </a:graphicData>
+            </a:graphic>
+          </wp:inline>
+        </w:drawing>
+      </w:r>
+    </w:p>
+    <w:tbl>
+      <w:tblPr>
+        <w:tblW w:w="9026" w:type="dxa"/>
+        <w:tblBorders>
+          <w:top w:val="single" w:sz="4" w:space="0" w:color="auto"/>
+          <w:left w:val="single" w:sz="4" w:space="0" w:color="auto"/>
+          <w:bottom w:val="single" w:sz="4" w:space="0" w:color="auto"/>
+          <w:right w:val="single" w:sz="4" w:space="0" w:color="auto"/>
+          <w:insideH w:val="single" w:sz="4" w:space="0" w:color="auto"/>
+          <w:insideV w:val="single" w:sz="4" w:space="0" w:color="auto"/>
+        </w:tblBorders>
+        <w:tblCellMar>
+          <w:left w:w="10" w:type="dxa"/>
+          <w:right w:w="10" w:type="dxa"/>
+        </w:tblCellMar>
+        <w:tblLook w:val="0000" w:firstRow="0" w:lastRow="0" w:firstColumn="0" w:lastColumn="0" w:noHBand="0" w:noVBand="0"/>
+      </w:tblPr>
+      <w:tblGrid>
+        <w:gridCol w:w="2166"/>
+        <w:gridCol w:w="6860"/>
+      </w:tblGrid>
+      <w:tr>
+        <w:trPr>
+          <w:cantSplit/>
+        </w:trPr>
+        <w:tc>
+          <w:tcPr>
+            <w:tcW w:w="9026" w:type="dxa"/>
+            <w:gridSpan w:val="2"/>
+            <w:tcBorders>
+              <w:top w:val="single" w:sz="4" w:space="0" w:color="000000"/>
+              <w:left w:val="single" w:sz="4" w:space="0" w:color="000000"/>
+              <w:bottom w:val="single" w:sz="4" w:space="0" w:color="000000"/>
+              <w:right w:val="single" w:sz="4" w:space="0" w:color="000000"/>
+            </w:tcBorders>
+            <w:tcMar>
+              <w:top w:w="60" w:type="dxa"/>
+              <w:left w:w="100" w:type="dxa"/>
+              <w:bottom w:w="60" w:type="dxa"/>
+              <w:right w:w="100" w:type="dxa"/>
+            </w:tcMar>
+          </w:tcPr>
+          <w:p>
+            <w:r>
+              <w:rPr>
+                <w:b/>
+                <w:bCs/>
+              </w:rPr>
+              <w:t xml:space="preserve">UseCase ID: </w:t>
+            </w:r>
+            <w:r>
+              <w:t>UC15.1</w:t>
+            </w:r>
+          </w:p>
+        </w:tc>
+      </w:tr>
+      <w:tr>
+        <w:trPr>
+          <w:cantSplit/>
+        </w:trPr>
+        <w:tc>
+          <w:tcPr>
+            <w:tcW w:w="9026" w:type="dxa"/>
+            <w:gridSpan w:val="2"/>
+            <w:tcBorders>
+              <w:top w:val="single" w:sz="4" w:space="0" w:color="000000"/>
+              <w:left w:val="single" w:sz="4" w:space="0" w:color="000000"/>
+              <w:bottom w:val="single" w:sz="4" w:space="0" w:color="000000"/>
+              <w:right w:val="single" w:sz="4" w:space="0" w:color="000000"/>
+            </w:tcBorders>
+            <w:tcMar>
+              <w:top w:w="60" w:type="dxa"/>
+              <w:left w:w="100" w:type="dxa"/>
+              <w:bottom w:w="60" w:type="dxa"/>
+              <w:right w:w="100" w:type="dxa"/>
+            </w:tcMar>
+          </w:tcPr>
+          <w:p>
+            <w:r>
+              <w:rPr>
+                <w:b/>
+                <w:bCs/>
+              </w:rPr>
+              <w:t xml:space="preserve">Actor: </w:t>
+            </w:r>
+            <w:r>
+              <w:t>Quản trị viên</w:t>
+            </w:r>
+          </w:p>
+        </w:tc>
+      </w:tr>
+      <w:tr>
+        <w:trPr>
+          <w:cantSplit/>
+        </w:trPr>
+        <w:tc>
+          <w:tcPr>
+            <w:tcW w:w="9026" w:type="dxa"/>
+            <w:gridSpan w:val="2"/>
+            <w:tcBorders>
+              <w:top w:val="single" w:sz="4" w:space="0" w:color="000000"/>
+              <w:left w:val="single" w:sz="4" w:space="0" w:color="000000"/>
+              <w:bottom w:val="single" w:sz="4" w:space="0" w:color="000000"/>
+              <w:right w:val="single" w:sz="4" w:space="0" w:color="000000"/>
+            </w:tcBorders>
+            <w:tcMar>
+              <w:top w:w="60" w:type="dxa"/>
+              <w:left w:w="100" w:type="dxa"/>
+              <w:bottom w:w="60" w:type="dxa"/>
+              <w:right w:w="100" w:type="dxa"/>
+            </w:tcMar>
+          </w:tcPr>
+          <w:p>
+            <w:r>
+              <w:rPr>
+                <w:b/>
+                <w:bCs/>
+              </w:rPr>
+              <w:t xml:space="preserve">Mô tả: </w:t>
+            </w:r>
+            <w:r>
+              <w:t>Quản trị viên chọn khoảng thời gian để lọc dữ liệu báo cáo và thống kê.</w:t>
+            </w:r>
+          </w:p>
+        </w:tc>
+      </w:tr>
+      <w:tr>
+        <w:trPr>
+          <w:cantSplit/>
+        </w:trPr>
+        <w:tc>
+          <w:tcPr>
+            <w:tcW w:w="2166" w:type="dxa"/>
+            <w:tcBorders>
+              <w:top w:val="single" w:sz="4" w:space="0" w:color="000000"/>
+              <w:left w:val="single" w:sz="4" w:space="0" w:color="000000"/>
+              <w:bottom w:val="single" w:sz="4" w:space="0" w:color="000000"/>
+              <w:right w:val="single" w:sz="4" w:space="0" w:color="000000"/>
+            </w:tcBorders>
+            <w:tcMar>
+              <w:top w:w="60" w:type="dxa"/>
+              <w:left w:w="100" w:type="dxa"/>
+              <w:bottom w:w="60" w:type="dxa"/>
+              <w:right w:w="100" w:type="dxa"/>
+            </w:tcMar>
+          </w:tcPr>
+          <w:p>
+            <w:r>
+              <w:rPr>
+                <w:b/>
+                <w:bCs/>
+              </w:rPr>
+              <w:t>Luồng chính</w:t>
+            </w:r>
+          </w:p>
+        </w:tc>
+        <w:tc>
+          <w:tcPr>
+            <w:tcW w:w="6860" w:type="dxa"/>
+            <w:tcBorders>
+              <w:top w:val="single" w:sz="4" w:space="0" w:color="000000"/>
+              <w:left w:val="single" w:sz="4" w:space="0" w:color="000000"/>
+              <w:bottom w:val="single" w:sz="4" w:space="0" w:color="000000"/>
+              <w:right w:val="single" w:sz="4" w:space="0" w:color="000000"/>
+            </w:tcBorders>
+            <w:tcMar>
+              <w:top w:w="60" w:type="dxa"/>
+              <w:left w:w="100" w:type="dxa"/>
+              <w:bottom w:w="60" w:type="dxa"/>
+              <w:right w:w="100" w:type="dxa"/>
+            </w:tcMar>
+          </w:tcPr>
+          <w:p>
+            <w:r>
+              <w:t>1. Quản trị viên mở mục “Báo cáo và thống kê”.</w:t>
+            </w:r>
+          </w:p>
+          <w:p>
+            <w:r>
+              <w:t>2. Hệ thống hiển thị bộ lọc thời gian.</w:t>
+            </w:r>
+          </w:p>
+          <w:p>
+            <w:r>
+              <w:t>3. Quản trị viên nhập ngày bắt đầu và ngày kết thúc.</w:t>
+            </w:r>
+          </w:p>
+          <w:p>
+            <w:r>
+              <w:t>4. Quản trị viên nhấn “Áp dụng”.</w:t>
+            </w:r>
+          </w:p>
+          <w:p>
+            <w:r>
+              <w:t>5. Hệ thống kiểm tra khoảng thời gian và ghi nhận bộ lọc.</w:t>
+            </w:r>
+          </w:p>
+        </w:tc>
+      </w:tr>
+      <w:tr>
+        <w:trPr>
+          <w:cantSplit/>
+        </w:trPr>
+        <w:tc>
+          <w:tcPr>
+            <w:tcW w:w="2166" w:type="dxa"/>
+            <w:tcBorders>
+              <w:top w:val="single" w:sz="4" w:space="0" w:color="000000"/>
+              <w:left w:val="single" w:sz="4" w:space="0" w:color="000000"/>
+              <w:bottom w:val="single" w:sz="4" w:space="0" w:color="000000"/>
+              <w:right w:val="single" w:sz="4" w:space="0" w:color="000000"/>
+            </w:tcBorders>
+            <w:tcMar>
+              <w:top w:w="60" w:type="dxa"/>
+              <w:left w:w="100" w:type="dxa"/>
+              <w:bottom w:w="60" w:type="dxa"/>
+              <w:right w:w="100" w:type="dxa"/>
+            </w:tcMar>
+          </w:tcPr>
+          <w:p>
+            <w:r>
+              <w:rPr>
+                <w:b/>
+                <w:bCs/>
+              </w:rPr>
+              <w:lastRenderedPageBreak/>
+              <w:t>Luồng thay thế</w:t>
+            </w:r>
+          </w:p>
+        </w:tc>
+        <w:tc>
+          <w:tcPr>
+            <w:tcW w:w="6860" w:type="dxa"/>
+            <w:tcBorders>
+              <w:top w:val="single" w:sz="4" w:space="0" w:color="000000"/>
+              <w:left w:val="single" w:sz="4" w:space="0" w:color="000000"/>
+              <w:bottom w:val="single" w:sz="4" w:space="0" w:color="000000"/>
+              <w:right w:val="single" w:sz="4" w:space="0" w:color="000000"/>
+            </w:tcBorders>
+            <w:tcMar>
+              <w:top w:w="60" w:type="dxa"/>
+              <w:left w:w="100" w:type="dxa"/>
+              <w:bottom w:w="60" w:type="dxa"/>
+              <w:right w:w="100" w:type="dxa"/>
+            </w:tcMar>
+          </w:tcPr>
+          <w:p>
+            <w:r>
+              <w:t>4a. Quản trị viên chọn “Làm mới”: hệ thống đặt lại bộ lọc thời gian.</w:t>
+            </w:r>
+          </w:p>
+        </w:tc>
+      </w:tr>
+      <w:tr>
+        <w:trPr>
+          <w:cantSplit/>
+        </w:trPr>
+        <w:tc>
+          <w:tcPr>
+            <w:tcW w:w="2166" w:type="dxa"/>
+            <w:tcBorders>
+              <w:top w:val="single" w:sz="4" w:space="0" w:color="000000"/>
+              <w:left w:val="single" w:sz="4" w:space="0" w:color="000000"/>
+              <w:bottom w:val="single" w:sz="4" w:space="0" w:color="000000"/>
+              <w:right w:val="single" w:sz="4" w:space="0" w:color="000000"/>
+            </w:tcBorders>
+            <w:tcMar>
+              <w:top w:w="60" w:type="dxa"/>
+              <w:left w:w="100" w:type="dxa"/>
+              <w:bottom w:w="60" w:type="dxa"/>
+              <w:right w:w="100" w:type="dxa"/>
+            </w:tcMar>
+          </w:tcPr>
+          <w:p>
+            <w:r>
+              <w:rPr>
+                <w:b/>
+                <w:bCs/>
+              </w:rPr>
+              <w:t>Ngoại lệ</w:t>
+            </w:r>
+          </w:p>
+        </w:tc>
+        <w:tc>
+          <w:tcPr>
+            <w:tcW w:w="6860" w:type="dxa"/>
+            <w:tcBorders>
+              <w:top w:val="single" w:sz="4" w:space="0" w:color="000000"/>
+              <w:left w:val="single" w:sz="4" w:space="0" w:color="000000"/>
+              <w:bottom w:val="single" w:sz="4" w:space="0" w:color="000000"/>
+              <w:right w:val="single" w:sz="4" w:space="0" w:color="000000"/>
+            </w:tcBorders>
+            <w:tcMar>
+              <w:top w:w="60" w:type="dxa"/>
+              <w:left w:w="100" w:type="dxa"/>
+              <w:bottom w:w="60" w:type="dxa"/>
+              <w:right w:w="100" w:type="dxa"/>
+            </w:tcMar>
+          </w:tcPr>
+          <w:p>
+            <w:r>
+              <w:t>5a. Ngày bắt đầu sau ngày kết thúc hoặc khoảng thời gian không hợp lệ: hệ thống thông báo lỗi và yêu cầu chọn lại.</w:t>
+            </w:r>
+          </w:p>
+        </w:tc>
+      </w:tr>
+      <w:tr>
+        <w:trPr>
+          <w:cantSplit/>
+        </w:trPr>
+        <w:tc>
+          <w:tcPr>
+            <w:tcW w:w="2166" w:type="dxa"/>
+            <w:tcBorders>
+              <w:top w:val="single" w:sz="4" w:space="0" w:color="000000"/>
+              <w:left w:val="single" w:sz="4" w:space="0" w:color="000000"/>
+              <w:bottom w:val="single" w:sz="4" w:space="0" w:color="000000"/>
+              <w:right w:val="single" w:sz="4" w:space="0" w:color="000000"/>
+            </w:tcBorders>
+            <w:tcMar>
+              <w:top w:w="60" w:type="dxa"/>
+              <w:left w:w="100" w:type="dxa"/>
+              <w:bottom w:w="60" w:type="dxa"/>
+              <w:right w:w="100" w:type="dxa"/>
+            </w:tcMar>
+          </w:tcPr>
+          <w:p>
+            <w:r>
+              <w:rPr>
+                <w:b/>
+                <w:bCs/>
+              </w:rPr>
+              <w:t>Tiền điều kiện</w:t>
+            </w:r>
+          </w:p>
+        </w:tc>
+        <w:tc>
+          <w:tcPr>
+            <w:tcW w:w="6860" w:type="dxa"/>
+            <w:tcBorders>
+              <w:top w:val="single" w:sz="4" w:space="0" w:color="000000"/>
+              <w:left w:val="single" w:sz="4" w:space="0" w:color="000000"/>
+              <w:bottom w:val="single" w:sz="4" w:space="0" w:color="000000"/>
+              <w:right w:val="single" w:sz="4" w:space="0" w:color="000000"/>
+            </w:tcBorders>
+            <w:tcMar>
+              <w:top w:w="60" w:type="dxa"/>
+              <w:left w:w="100" w:type="dxa"/>
+              <w:bottom w:w="60" w:type="dxa"/>
+              <w:right w:w="100" w:type="dxa"/>
+            </w:tcMar>
+          </w:tcPr>
+          <w:p>
+            <w:r>
+              <w:t>Quản trị viên đã đăng nhập vào hệ thống.</w:t>
+            </w:r>
+          </w:p>
+        </w:tc>
+      </w:tr>
+      <w:tr>
+        <w:trPr>
+          <w:cantSplit/>
+        </w:trPr>
+        <w:tc>
+          <w:tcPr>
+            <w:tcW w:w="2166" w:type="dxa"/>
+            <w:tcBorders>
+              <w:top w:val="single" w:sz="4" w:space="0" w:color="000000"/>
+              <w:left w:val="single" w:sz="4" w:space="0" w:color="000000"/>
+              <w:bottom w:val="single" w:sz="4" w:space="0" w:color="000000"/>
+              <w:right w:val="single" w:sz="4" w:space="0" w:color="000000"/>
+            </w:tcBorders>
+            <w:tcMar>
+              <w:top w:w="60" w:type="dxa"/>
+              <w:left w:w="100" w:type="dxa"/>
+              <w:bottom w:w="60" w:type="dxa"/>
+              <w:right w:w="100" w:type="dxa"/>
+            </w:tcMar>
+          </w:tcPr>
+          <w:p>
+            <w:r>
+              <w:rPr>
+                <w:b/>
+                <w:bCs/>
+              </w:rPr>
+              <w:t>Hậu điều kiện</w:t>
+            </w:r>
+          </w:p>
+        </w:tc>
+        <w:tc>
+          <w:tcPr>
+            <w:tcW w:w="6860" w:type="dxa"/>
+            <w:tcBorders>
+              <w:top w:val="single" w:sz="4" w:space="0" w:color="000000"/>
+              <w:left w:val="single" w:sz="4" w:space="0" w:color="000000"/>
+              <w:bottom w:val="single" w:sz="4" w:space="0" w:color="000000"/>
+              <w:right w:val="single" w:sz="4" w:space="0" w:color="000000"/>
+            </w:tcBorders>
+            <w:tcMar>
+              <w:top w:w="60" w:type="dxa"/>
+              <w:left w:w="100" w:type="dxa"/>
+              <w:bottom w:w="60" w:type="dxa"/>
+              <w:right w:w="100" w:type="dxa"/>
+            </w:tcMar>
+          </w:tcPr>
+          <w:p>
+            <w:r>
+              <w:t>Khoảng thời gian báo cáo được áp dụng cho các báo cáo và thống kê.</w:t>
+            </w:r>
+          </w:p>
+        </w:tc>
+      </w:tr>
+    </w:tbl>
+    <w:p/>
+    <w:tbl>
+      <w:tblPr>
+        <w:tblW w:w="9026" w:type="dxa"/>
+        <w:tblBorders>
+          <w:top w:val="single" w:sz="4" w:space="0" w:color="auto"/>
+          <w:left w:val="single" w:sz="4" w:space="0" w:color="auto"/>
+          <w:bottom w:val="single" w:sz="4" w:space="0" w:color="auto"/>
+          <w:right w:val="single" w:sz="4" w:space="0" w:color="auto"/>
+          <w:insideH w:val="single" w:sz="4" w:space="0" w:color="auto"/>
+          <w:insideV w:val="single" w:sz="4" w:space="0" w:color="auto"/>
+        </w:tblBorders>
+        <w:tblCellMar>
+          <w:left w:w="10" w:type="dxa"/>
+          <w:right w:w="10" w:type="dxa"/>
+        </w:tblCellMar>
+        <w:tblLook w:val="0000" w:firstRow="0" w:lastRow="0" w:firstColumn="0" w:lastColumn="0" w:noHBand="0" w:noVBand="0"/>
+      </w:tblPr>
+      <w:tblGrid>
+        <w:gridCol w:w="2166"/>
+        <w:gridCol w:w="6860"/>
+      </w:tblGrid>
+      <w:tr>
+        <w:trPr>
+          <w:cantSplit/>
+        </w:trPr>
+        <w:tc>
+          <w:tcPr>
+            <w:tcW w:w="9026" w:type="dxa"/>
+            <w:gridSpan w:val="2"/>
+            <w:tcBorders>
+              <w:top w:val="single" w:sz="4" w:space="0" w:color="000000"/>
+              <w:left w:val="single" w:sz="4" w:space="0" w:color="000000"/>
+              <w:bottom w:val="single" w:sz="4" w:space="0" w:color="000000"/>
+              <w:right w:val="single" w:sz="4" w:space="0" w:color="000000"/>
+            </w:tcBorders>
+            <w:tcMar>
+              <w:top w:w="60" w:type="dxa"/>
+              <w:left w:w="100" w:type="dxa"/>
+              <w:bottom w:w="60" w:type="dxa"/>
+              <w:right w:w="100" w:type="dxa"/>
+            </w:tcMar>
+          </w:tcPr>
+          <w:p>
+            <w:r>
+              <w:rPr>
+                <w:b/>
+                <w:bCs/>
+              </w:rPr>
+              <w:t xml:space="preserve">UseCase ID: </w:t>
+            </w:r>
+            <w:r>
+              <w:t>UC15.2</w:t>
+            </w:r>
+          </w:p>
+        </w:tc>
+      </w:tr>
+      <w:tr>
+        <w:trPr>
+          <w:cantSplit/>
+        </w:trPr>
+        <w:tc>
+          <w:tcPr>
+            <w:tcW w:w="9026" w:type="dxa"/>
+            <w:gridSpan w:val="2"/>
+            <w:tcBorders>
+              <w:top w:val="single" w:sz="4" w:space="0" w:color="000000"/>
+              <w:left w:val="single" w:sz="4" w:space="0" w:color="000000"/>
+              <w:bottom w:val="single" w:sz="4" w:space="0" w:color="000000"/>
+              <w:right w:val="single" w:sz="4" w:space="0" w:color="000000"/>
+            </w:tcBorders>
+            <w:tcMar>
+              <w:top w:w="60" w:type="dxa"/>
+              <w:left w:w="100" w:type="dxa"/>
+              <w:bottom w:w="60" w:type="dxa"/>
+              <w:right w:w="100" w:type="dxa"/>
+            </w:tcMar>
+          </w:tcPr>
+          <w:p>
+            <w:r>
+              <w:rPr>
+                <w:b/>
+                <w:bCs/>
+              </w:rPr>
+              <w:t xml:space="preserve">Actor: </w:t>
+            </w:r>
+            <w:r>
+              <w:t>Quản trị viên</w:t>
+            </w:r>
+          </w:p>
+        </w:tc>
+      </w:tr>
+      <w:tr>
+        <w:trPr>
+          <w:cantSplit/>
+        </w:trPr>
+        <w:tc>
+          <w:tcPr>
+            <w:tcW w:w="9026" w:type="dxa"/>
+            <w:gridSpan w:val="2"/>
+            <w:tcBorders>
+              <w:top w:val="single" w:sz="4" w:space="0" w:color="000000"/>
+              <w:left w:val="single" w:sz="4" w:space="0" w:color="000000"/>
+              <w:bottom w:val="single" w:sz="4" w:space="0" w:color="000000"/>
+              <w:right w:val="single" w:sz="4" w:space="0" w:color="000000"/>
+            </w:tcBorders>
+            <w:tcMar>
+              <w:top w:w="60" w:type="dxa"/>
+              <w:left w:w="100" w:type="dxa"/>
+              <w:bottom w:w="60" w:type="dxa"/>
+              <w:right w:w="100" w:type="dxa"/>
+            </w:tcMar>
+          </w:tcPr>
+          <w:p>
+            <w:r>
+              <w:rPr>
+                <w:b/>
+                <w:bCs/>
+              </w:rPr>
+              <w:t xml:space="preserve">Mô tả: </w:t>
+            </w:r>
+            <w:r>
+              <w:t>Quản trị viên xem báo cáo doanh thu và số lượng vé bán ra theo khoảng thời gian.</w:t>
+            </w:r>
+          </w:p>
+        </w:tc>
+      </w:tr>
+      <w:tr>
+        <w:trPr>
+          <w:cantSplit/>
+        </w:trPr>
+        <w:tc>
+          <w:tcPr>
+            <w:tcW w:w="2166" w:type="dxa"/>
+            <w:tcBorders>
+              <w:top w:val="single" w:sz="4" w:space="0" w:color="000000"/>
+              <w:left w:val="single" w:sz="4" w:space="0" w:color="000000"/>
+              <w:bottom w:val="single" w:sz="4" w:space="0" w:color="000000"/>
+              <w:right w:val="single" w:sz="4" w:space="0" w:color="000000"/>
+            </w:tcBorders>
+            <w:tcMar>
+              <w:top w:w="60" w:type="dxa"/>
+              <w:left w:w="100" w:type="dxa"/>
+              <w:bottom w:w="60" w:type="dxa"/>
+              <w:right w:w="100" w:type="dxa"/>
+            </w:tcMar>
+          </w:tcPr>
+          <w:p>
+            <w:r>
+              <w:rPr>
+                <w:b/>
+                <w:bCs/>
+              </w:rPr>
+              <w:t>Luồng chính</w:t>
+            </w:r>
+          </w:p>
+        </w:tc>
+        <w:tc>
+          <w:tcPr>
+            <w:tcW w:w="6860" w:type="dxa"/>
+            <w:tcBorders>
+              <w:top w:val="single" w:sz="4" w:space="0" w:color="000000"/>
+              <w:left w:val="single" w:sz="4" w:space="0" w:color="000000"/>
+              <w:bottom w:val="single" w:sz="4" w:space="0" w:color="000000"/>
+              <w:right w:val="single" w:sz="4" w:space="0" w:color="000000"/>
+            </w:tcBorders>
+            <w:tcMar>
+              <w:top w:w="60" w:type="dxa"/>
+              <w:left w:w="100" w:type="dxa"/>
+              <w:bottom w:w="60" w:type="dxa"/>
+              <w:right w:w="100" w:type="dxa"/>
+            </w:tcMar>
+          </w:tcPr>
+          <w:p>
+            <w:r>
+              <w:t>1. Quản trị viên chọn khoảng thời gian báo cáo (UC15.1).</w:t>
+            </w:r>
+          </w:p>
+          <w:p>
+            <w:r>
+              <w:t>2. Quản trị viên chọn “Doanh thu và vé bán”.</w:t>
+            </w:r>
+          </w:p>
+          <w:p>
+            <w:r>
+              <w:t>3. Hệ thống tổng hợp giao dịch và vé phát sinh trong khoảng thời gian đã chọn.</w:t>
+            </w:r>
+          </w:p>
+          <w:p>
+            <w:r>
+              <w:t>4. Hệ thống hiển thị tổng doanh thu và số lượng vé bán ra theo thời gian.</w:t>
+            </w:r>
+          </w:p>
+        </w:tc>
+      </w:tr>
+      <w:tr>
+        <w:trPr>
+          <w:cantSplit/>
+        </w:trPr>
+        <w:tc>
+          <w:tcPr>
+            <w:tcW w:w="2166" w:type="dxa"/>
+            <w:tcBorders>
+              <w:top w:val="single" w:sz="4" w:space="0" w:color="000000"/>
+              <w:left w:val="single" w:sz="4" w:space="0" w:color="000000"/>
+              <w:bottom w:val="single" w:sz="4" w:space="0" w:color="000000"/>
+              <w:right w:val="single" w:sz="4" w:space="0" w:color="000000"/>
+            </w:tcBorders>
+            <w:tcMar>
+              <w:top w:w="60" w:type="dxa"/>
+              <w:left w:w="100" w:type="dxa"/>
+              <w:bottom w:w="60" w:type="dxa"/>
+              <w:right w:w="100" w:type="dxa"/>
+            </w:tcMar>
+          </w:tcPr>
+          <w:p>
+            <w:r>
+              <w:rPr>
+                <w:b/>
+                <w:bCs/>
+              </w:rPr>
+              <w:t>Ngoại lệ</w:t>
+            </w:r>
+          </w:p>
+        </w:tc>
+        <w:tc>
+          <w:tcPr>
+            <w:tcW w:w="6860" w:type="dxa"/>
+            <w:tcBorders>
+              <w:top w:val="single" w:sz="4" w:space="0" w:color="000000"/>
+              <w:left w:val="single" w:sz="4" w:space="0" w:color="000000"/>
+              <w:bottom w:val="single" w:sz="4" w:space="0" w:color="000000"/>
+              <w:right w:val="single" w:sz="4" w:space="0" w:color="000000"/>
+            </w:tcBorders>
+            <w:tcMar>
+              <w:top w:w="60" w:type="dxa"/>
+              <w:left w:w="100" w:type="dxa"/>
+              <w:bottom w:w="60" w:type="dxa"/>
+              <w:right w:w="100" w:type="dxa"/>
+            </w:tcMar>
+          </w:tcPr>
+          <w:p>
+            <w:r>
+              <w:t>3a. Không có dữ liệu trong khoảng thời gian đã chọn: hệ thống hiển thị báo cáo với giá trị bằng 0 hoặc thông báo chưa có dữ liệu.</w:t>
+            </w:r>
+          </w:p>
+        </w:tc>
+      </w:tr>
+      <w:tr>
+        <w:trPr>
+          <w:cantSplit/>
+        </w:trPr>
+        <w:tc>
+          <w:tcPr>
+            <w:tcW w:w="2166" w:type="dxa"/>
+            <w:tcBorders>
+              <w:top w:val="single" w:sz="4" w:space="0" w:color="000000"/>
+              <w:left w:val="single" w:sz="4" w:space="0" w:color="000000"/>
+              <w:bottom w:val="single" w:sz="4" w:space="0" w:color="000000"/>
+              <w:right w:val="single" w:sz="4" w:space="0" w:color="000000"/>
+            </w:tcBorders>
+            <w:tcMar>
+              <w:top w:w="60" w:type="dxa"/>
+              <w:left w:w="100" w:type="dxa"/>
+              <w:bottom w:w="60" w:type="dxa"/>
+              <w:right w:w="100" w:type="dxa"/>
+            </w:tcMar>
+          </w:tcPr>
+          <w:p>
+            <w:r>
+              <w:rPr>
+                <w:b/>
+                <w:bCs/>
+              </w:rPr>
+              <w:t>Tiền điều kiện</w:t>
+            </w:r>
+          </w:p>
+        </w:tc>
+        <w:tc>
+          <w:tcPr>
+            <w:tcW w:w="6860" w:type="dxa"/>
+            <w:tcBorders>
+              <w:top w:val="single" w:sz="4" w:space="0" w:color="000000"/>
+              <w:left w:val="single" w:sz="4" w:space="0" w:color="000000"/>
+              <w:bottom w:val="single" w:sz="4" w:space="0" w:color="000000"/>
+              <w:right w:val="single" w:sz="4" w:space="0" w:color="000000"/>
+            </w:tcBorders>
+            <w:tcMar>
+              <w:top w:w="60" w:type="dxa"/>
+              <w:left w:w="100" w:type="dxa"/>
+              <w:bottom w:w="60" w:type="dxa"/>
+              <w:right w:w="100" w:type="dxa"/>
+            </w:tcMar>
+          </w:tcPr>
+          <w:p>
+            <w:r>
+              <w:t>Quản trị viên đã đăng nhập và đã chọn khoảng thời gian báo cáo.</w:t>
+            </w:r>
+          </w:p>
+        </w:tc>
+      </w:tr>
+      <w:tr>
+        <w:trPr>
+          <w:cantSplit/>
+        </w:trPr>
+        <w:tc>
+          <w:tcPr>
+            <w:tcW w:w="2166" w:type="dxa"/>
+            <w:tcBorders>
+              <w:top w:val="single" w:sz="4" w:space="0" w:color="000000"/>
+              <w:left w:val="single" w:sz="4" w:space="0" w:color="000000"/>
+              <w:bottom w:val="single" w:sz="4" w:space="0" w:color="000000"/>
+              <w:right w:val="single" w:sz="4" w:space="0" w:color="000000"/>
+            </w:tcBorders>
+            <w:tcMar>
+              <w:top w:w="60" w:type="dxa"/>
+              <w:left w:w="100" w:type="dxa"/>
+              <w:bottom w:w="60" w:type="dxa"/>
+              <w:right w:w="100" w:type="dxa"/>
+            </w:tcMar>
+          </w:tcPr>
+          <w:p>
+            <w:r>
+              <w:rPr>
+                <w:b/>
+                <w:bCs/>
+              </w:rPr>
+              <w:t>Hậu điều kiện</w:t>
+            </w:r>
+          </w:p>
+        </w:tc>
+        <w:tc>
+          <w:tcPr>
+            <w:tcW w:w="6860" w:type="dxa"/>
+            <w:tcBorders>
+              <w:top w:val="single" w:sz="4" w:space="0" w:color="000000"/>
+              <w:left w:val="single" w:sz="4" w:space="0" w:color="000000"/>
+              <w:bottom w:val="single" w:sz="4" w:space="0" w:color="000000"/>
+              <w:right w:val="single" w:sz="4" w:space="0" w:color="000000"/>
+            </w:tcBorders>
+            <w:tcMar>
+              <w:top w:w="60" w:type="dxa"/>
+              <w:left w:w="100" w:type="dxa"/>
+              <w:bottom w:w="60" w:type="dxa"/>
+              <w:right w:w="100" w:type="dxa"/>
+            </w:tcMar>
+          </w:tcPr>
+          <w:p>
+            <w:r>
+              <w:t>Báo cáo doanh thu và số lượng vé bán ra được hiển thị.</w:t>
+            </w:r>
+          </w:p>
+        </w:tc>
+      </w:tr>
+    </w:tbl>
+    <w:p/>
+    <w:tbl>
+      <w:tblPr>
+        <w:tblW w:w="9026" w:type="dxa"/>
+        <w:tblBorders>
+          <w:top w:val="single" w:sz="4" w:space="0" w:color="auto"/>
+          <w:left w:val="single" w:sz="4" w:space="0" w:color="auto"/>
+          <w:bottom w:val="single" w:sz="4" w:space="0" w:color="auto"/>
+          <w:right w:val="single" w:sz="4" w:space="0" w:color="auto"/>
+          <w:insideH w:val="single" w:sz="4" w:space="0" w:color="auto"/>
+          <w:insideV w:val="single" w:sz="4" w:space="0" w:color="auto"/>
+        </w:tblBorders>
+        <w:tblCellMar>
+          <w:left w:w="10" w:type="dxa"/>
+          <w:right w:w="10" w:type="dxa"/>
+        </w:tblCellMar>
+        <w:tblLook w:val="0000" w:firstRow="0" w:lastRow="0" w:firstColumn="0" w:lastColumn="0" w:noHBand="0" w:noVBand="0"/>
+      </w:tblPr>
+      <w:tblGrid>
+        <w:gridCol w:w="2166"/>
+        <w:gridCol w:w="6860"/>
+      </w:tblGrid>
+      <w:tr>
+        <w:trPr>
+          <w:cantSplit/>
+        </w:trPr>
+        <w:tc>
+          <w:tcPr>
+            <w:tcW w:w="9026" w:type="dxa"/>
+            <w:gridSpan w:val="2"/>
+            <w:tcBorders>
+              <w:top w:val="single" w:sz="4" w:space="0" w:color="000000"/>
+              <w:left w:val="single" w:sz="4" w:space="0" w:color="000000"/>
+              <w:bottom w:val="single" w:sz="4" w:space="0" w:color="000000"/>
+              <w:right w:val="single" w:sz="4" w:space="0" w:color="000000"/>
+            </w:tcBorders>
+            <w:tcMar>
+              <w:top w:w="60" w:type="dxa"/>
+              <w:left w:w="100" w:type="dxa"/>
+              <w:bottom w:w="60" w:type="dxa"/>
+              <w:right w:w="100" w:type="dxa"/>
+            </w:tcMar>
+          </w:tcPr>
+          <w:p>
+            <w:r>
+              <w:rPr>
+                <w:b/>
+                <w:bCs/>
+              </w:rPr>
+              <w:lastRenderedPageBreak/>
+              <w:t xml:space="preserve">UseCase ID: </w:t>
+            </w:r>
+            <w:r>
+              <w:t>UC15.3</w:t>
+            </w:r>
+          </w:p>
+        </w:tc>
+      </w:tr>
+      <w:tr>
+        <w:trPr>
+          <w:cantSplit/>
+        </w:trPr>
+        <w:tc>
+          <w:tcPr>
+            <w:tcW w:w="9026" w:type="dxa"/>
+            <w:gridSpan w:val="2"/>
+            <w:tcBorders>
+              <w:top w:val="single" w:sz="4" w:space="0" w:color="000000"/>
+              <w:left w:val="single" w:sz="4" w:space="0" w:color="000000"/>
+              <w:bottom w:val="single" w:sz="4" w:space="0" w:color="000000"/>
+              <w:right w:val="single" w:sz="4" w:space="0" w:color="000000"/>
+            </w:tcBorders>
+            <w:tcMar>
+              <w:top w:w="60" w:type="dxa"/>
+              <w:left w:w="100" w:type="dxa"/>
+              <w:bottom w:w="60" w:type="dxa"/>
+              <w:right w:w="100" w:type="dxa"/>
+            </w:tcMar>
+          </w:tcPr>
+          <w:p>
+            <w:r>
+              <w:rPr>
+                <w:b/>
+                <w:bCs/>
+              </w:rPr>
+              <w:t xml:space="preserve">Actor: </w:t>
+            </w:r>
+            <w:r>
+              <w:t>Quản trị viên</w:t>
+            </w:r>
+          </w:p>
+        </w:tc>
+      </w:tr>
+      <w:tr>
+        <w:trPr>
+          <w:cantSplit/>
+        </w:trPr>
+        <w:tc>
+          <w:tcPr>
+            <w:tcW w:w="9026" w:type="dxa"/>
+            <w:gridSpan w:val="2"/>
+            <w:tcBorders>
+              <w:top w:val="single" w:sz="4" w:space="0" w:color="000000"/>
+              <w:left w:val="single" w:sz="4" w:space="0" w:color="000000"/>
+              <w:bottom w:val="single" w:sz="4" w:space="0" w:color="000000"/>
+              <w:right w:val="single" w:sz="4" w:space="0" w:color="000000"/>
+            </w:tcBorders>
+            <w:tcMar>
+              <w:top w:w="60" w:type="dxa"/>
+              <w:left w:w="100" w:type="dxa"/>
+              <w:bottom w:w="60" w:type="dxa"/>
+              <w:right w:w="100" w:type="dxa"/>
+            </w:tcMar>
+          </w:tcPr>
+          <w:p>
+            <w:r>
+              <w:rPr>
+                <w:b/>
+                <w:bCs/>
+              </w:rPr>
+              <w:t xml:space="preserve">Mô tả: </w:t>
+            </w:r>
+            <w:r>
+              <w:t>Quản trị viên xem thống kê về phim và suất chiếu theo khoảng thời gian.</w:t>
+            </w:r>
+          </w:p>
+        </w:tc>
+      </w:tr>
+      <w:tr>
+        <w:trPr>
+          <w:cantSplit/>
+        </w:trPr>
+        <w:tc>
+          <w:tcPr>
+            <w:tcW w:w="2166" w:type="dxa"/>
+            <w:tcBorders>
+              <w:top w:val="single" w:sz="4" w:space="0" w:color="000000"/>
+              <w:left w:val="single" w:sz="4" w:space="0" w:color="000000"/>
+              <w:bottom w:val="single" w:sz="4" w:space="0" w:color="000000"/>
+              <w:right w:val="single" w:sz="4" w:space="0" w:color="000000"/>
+            </w:tcBorders>
+            <w:tcMar>
+              <w:top w:w="60" w:type="dxa"/>
+              <w:left w:w="100" w:type="dxa"/>
+              <w:bottom w:w="60" w:type="dxa"/>
+              <w:right w:w="100" w:type="dxa"/>
+            </w:tcMar>
+          </w:tcPr>
+          <w:p>
+            <w:r>
+              <w:rPr>
+                <w:b/>
+                <w:bCs/>
+              </w:rPr>
+              <w:t>Luồng chính</w:t>
+            </w:r>
+          </w:p>
+        </w:tc>
+        <w:tc>
+          <w:tcPr>
+            <w:tcW w:w="6860" w:type="dxa"/>
+            <w:tcBorders>
+              <w:top w:val="single" w:sz="4" w:space="0" w:color="000000"/>
+              <w:left w:val="single" w:sz="4" w:space="0" w:color="000000"/>
+              <w:bottom w:val="single" w:sz="4" w:space="0" w:color="000000"/>
+              <w:right w:val="single" w:sz="4" w:space="0" w:color="000000"/>
+            </w:tcBorders>
+            <w:tcMar>
+              <w:top w:w="60" w:type="dxa"/>
+              <w:left w:w="100" w:type="dxa"/>
+              <w:bottom w:w="60" w:type="dxa"/>
+              <w:right w:w="100" w:type="dxa"/>
+            </w:tcMar>
+          </w:tcPr>
+          <w:p>
+            <w:r>
+              <w:t>1. Quản trị viên chọn khoảng thời gian báo cáo (UC15.1).</w:t>
+            </w:r>
+          </w:p>
+          <w:p>
+            <w:r>
+              <w:t>2. Quản trị viên chọn “Thống kê phim và suất chiếu”.</w:t>
+            </w:r>
+          </w:p>
+          <w:p>
+            <w:r>
+              <w:t>3. Hệ thống tổng hợp dữ liệu phim, số suất chiếu và vé bán tương ứng.</w:t>
+            </w:r>
+          </w:p>
+          <w:p>
+            <w:r>
+              <w:t>4. Hệ thống hiển thị thống kê theo phim và suất chiếu.</w:t>
+            </w:r>
+          </w:p>
+        </w:tc>
+      </w:tr>
+      <w:tr>
+        <w:trPr>
+          <w:cantSplit/>
+        </w:trPr>
+        <w:tc>
+          <w:tcPr>
+            <w:tcW w:w="2166" w:type="dxa"/>
+            <w:tcBorders>
+              <w:top w:val="single" w:sz="4" w:space="0" w:color="000000"/>
+              <w:left w:val="single" w:sz="4" w:space="0" w:color="000000"/>
+              <w:bottom w:val="single" w:sz="4" w:space="0" w:color="000000"/>
+              <w:right w:val="single" w:sz="4" w:space="0" w:color="000000"/>
+            </w:tcBorders>
+            <w:tcMar>
+              <w:top w:w="60" w:type="dxa"/>
+              <w:left w:w="100" w:type="dxa"/>
+              <w:bottom w:w="60" w:type="dxa"/>
+              <w:right w:w="100" w:type="dxa"/>
+            </w:tcMar>
+          </w:tcPr>
+          <w:p>
+            <w:r>
+              <w:rPr>
+                <w:b/>
+                <w:bCs/>
+              </w:rPr>
+              <w:t>Ngoại lệ</w:t>
+            </w:r>
+          </w:p>
+        </w:tc>
+        <w:tc>
+          <w:tcPr>
+            <w:tcW w:w="6860" w:type="dxa"/>
+            <w:tcBorders>
+              <w:top w:val="single" w:sz="4" w:space="0" w:color="000000"/>
+              <w:left w:val="single" w:sz="4" w:space="0" w:color="000000"/>
+              <w:bottom w:val="single" w:sz="4" w:space="0" w:color="000000"/>
+              <w:right w:val="single" w:sz="4" w:space="0" w:color="000000"/>
+            </w:tcBorders>
+            <w:tcMar>
+              <w:top w:w="60" w:type="dxa"/>
+              <w:left w:w="100" w:type="dxa"/>
+              <w:bottom w:w="60" w:type="dxa"/>
+              <w:right w:w="100" w:type="dxa"/>
+            </w:tcMar>
+          </w:tcPr>
+          <w:p>
+            <w:r>
+              <w:t>3a. Không có dữ liệu phim hoặc suất chiếu phù hợp: hệ thống thông báo chưa có dữ liệu thống kê.</w:t>
+            </w:r>
+          </w:p>
+        </w:tc>
+      </w:tr>
+      <w:tr>
+        <w:trPr>
+          <w:cantSplit/>
+        </w:trPr>
+        <w:tc>
+          <w:tcPr>
+            <w:tcW w:w="2166" w:type="dxa"/>
+            <w:tcBorders>
+              <w:top w:val="single" w:sz="4" w:space="0" w:color="000000"/>
+              <w:left w:val="single" w:sz="4" w:space="0" w:color="000000"/>
+              <w:bottom w:val="single" w:sz="4" w:space="0" w:color="000000"/>
+              <w:right w:val="single" w:sz="4" w:space="0" w:color="000000"/>
+            </w:tcBorders>
+            <w:tcMar>
+              <w:top w:w="60" w:type="dxa"/>
+              <w:left w:w="100" w:type="dxa"/>
+              <w:bottom w:w="60" w:type="dxa"/>
+              <w:right w:w="100" w:type="dxa"/>
+            </w:tcMar>
+          </w:tcPr>
+          <w:p>
+            <w:r>
+              <w:rPr>
+                <w:b/>
+                <w:bCs/>
+              </w:rPr>
+              <w:t>Tiền điều kiện</w:t>
+            </w:r>
+          </w:p>
+        </w:tc>
+        <w:tc>
+          <w:tcPr>
+            <w:tcW w:w="6860" w:type="dxa"/>
+            <w:tcBorders>
+              <w:top w:val="single" w:sz="4" w:space="0" w:color="000000"/>
+              <w:left w:val="single" w:sz="4" w:space="0" w:color="000000"/>
+              <w:bottom w:val="single" w:sz="4" w:space="0" w:color="000000"/>
+              <w:right w:val="single" w:sz="4" w:space="0" w:color="000000"/>
+            </w:tcBorders>
+            <w:tcMar>
+              <w:top w:w="60" w:type="dxa"/>
+              <w:left w:w="100" w:type="dxa"/>
+              <w:bottom w:w="60" w:type="dxa"/>
+              <w:right w:w="100" w:type="dxa"/>
+            </w:tcMar>
+          </w:tcPr>
+          <w:p>
+            <w:r>
+              <w:t>Quản trị viên đã đăng nhập và đã chọn khoảng thời gian báo cáo.</w:t>
+            </w:r>
+          </w:p>
+        </w:tc>
+      </w:tr>
+      <w:tr>
+        <w:trPr>
+          <w:cantSplit/>
+        </w:trPr>
+        <w:tc>
+          <w:tcPr>
+            <w:tcW w:w="2166" w:type="dxa"/>
+            <w:tcBorders>
+              <w:top w:val="single" w:sz="4" w:space="0" w:color="000000"/>
+              <w:left w:val="single" w:sz="4" w:space="0" w:color="000000"/>
+              <w:bottom w:val="single" w:sz="4" w:space="0" w:color="000000"/>
+              <w:right w:val="single" w:sz="4" w:space="0" w:color="000000"/>
+            </w:tcBorders>
+            <w:tcMar>
+              <w:top w:w="60" w:type="dxa"/>
+              <w:left w:w="100" w:type="dxa"/>
+              <w:bottom w:w="60" w:type="dxa"/>
+              <w:right w:w="100" w:type="dxa"/>
+            </w:tcMar>
+          </w:tcPr>
+          <w:p>
+            <w:r>
+              <w:rPr>
+                <w:b/>
+                <w:bCs/>
+              </w:rPr>
+              <w:t>Hậu điều kiện</w:t>
+            </w:r>
+          </w:p>
+        </w:tc>
+        <w:tc>
+          <w:tcPr>
+            <w:tcW w:w="6860" w:type="dxa"/>
+            <w:tcBorders>
+              <w:top w:val="single" w:sz="4" w:space="0" w:color="000000"/>
+              <w:left w:val="single" w:sz="4" w:space="0" w:color="000000"/>
+              <w:bottom w:val="single" w:sz="4" w:space="0" w:color="000000"/>
+              <w:right w:val="single" w:sz="4" w:space="0" w:color="000000"/>
+            </w:tcBorders>
+            <w:tcMar>
+              <w:top w:w="60" w:type="dxa"/>
+              <w:left w:w="100" w:type="dxa"/>
+              <w:bottom w:w="60" w:type="dxa"/>
+              <w:right w:w="100" w:type="dxa"/>
+            </w:tcMar>
+          </w:tcPr>
+          <w:p>
+            <w:r>
+              <w:t>Thống kê phim và suất chiếu được hiển thị.</w:t>
+            </w:r>
+          </w:p>
+        </w:tc>
+      </w:tr>
+    </w:tbl>
+    <w:p/>
+    <w:tbl>
+      <w:tblPr>
+        <w:tblW w:w="9026" w:type="dxa"/>
+        <w:tblBorders>
+          <w:top w:val="single" w:sz="4" w:space="0" w:color="auto"/>
+          <w:left w:val="single" w:sz="4" w:space="0" w:color="auto"/>
+          <w:bottom w:val="single" w:sz="4" w:space="0" w:color="auto"/>
+          <w:right w:val="single" w:sz="4" w:space="0" w:color="auto"/>
+          <w:insideH w:val="single" w:sz="4" w:space="0" w:color="auto"/>
+          <w:insideV w:val="single" w:sz="4" w:space="0" w:color="auto"/>
+        </w:tblBorders>
+        <w:tblCellMar>
+          <w:left w:w="10" w:type="dxa"/>
+          <w:right w:w="10" w:type="dxa"/>
+        </w:tblCellMar>
+        <w:tblLook w:val="0000" w:firstRow="0" w:lastRow="0" w:firstColumn="0" w:lastColumn="0" w:noHBand="0" w:noVBand="0"/>
+      </w:tblPr>
+      <w:tblGrid>
+        <w:gridCol w:w="2166"/>
+        <w:gridCol w:w="6860"/>
+      </w:tblGrid>
+      <w:tr>
+        <w:trPr>
+          <w:cantSplit/>
+        </w:trPr>
+        <w:tc>
+          <w:tcPr>
+            <w:tcW w:w="9026" w:type="dxa"/>
+            <w:gridSpan w:val="2"/>
+            <w:tcBorders>
+              <w:top w:val="single" w:sz="4" w:space="0" w:color="000000"/>
+              <w:left w:val="single" w:sz="4" w:space="0" w:color="000000"/>
+              <w:bottom w:val="single" w:sz="4" w:space="0" w:color="000000"/>
+              <w:right w:val="single" w:sz="4" w:space="0" w:color="000000"/>
+            </w:tcBorders>
+            <w:tcMar>
+              <w:top w:w="60" w:type="dxa"/>
+              <w:left w:w="100" w:type="dxa"/>
+              <w:bottom w:w="60" w:type="dxa"/>
+              <w:right w:w="100" w:type="dxa"/>
+            </w:tcMar>
+          </w:tcPr>
+          <w:p>
+            <w:r>
+              <w:rPr>
+                <w:b/>
+                <w:bCs/>
+              </w:rPr>
+              <w:t xml:space="preserve">UseCase ID: </w:t>
+            </w:r>
+            <w:r>
+              <w:t>UC15.4</w:t>
+            </w:r>
+          </w:p>
+        </w:tc>
+      </w:tr>
+      <w:tr>
+        <w:trPr>
+          <w:cantSplit/>
+        </w:trPr>
+        <w:tc>
+          <w:tcPr>
+            <w:tcW w:w="9026" w:type="dxa"/>
+            <w:gridSpan w:val="2"/>
+            <w:tcBorders>
+              <w:top w:val="single" w:sz="4" w:space="0" w:color="000000"/>
+              <w:left w:val="single" w:sz="4" w:space="0" w:color="000000"/>
+              <w:bottom w:val="single" w:sz="4" w:space="0" w:color="000000"/>
+              <w:right w:val="single" w:sz="4" w:space="0" w:color="000000"/>
+            </w:tcBorders>
+            <w:tcMar>
+              <w:top w:w="60" w:type="dxa"/>
+              <w:left w:w="100" w:type="dxa"/>
+              <w:bottom w:w="60" w:type="dxa"/>
+              <w:right w:w="100" w:type="dxa"/>
+            </w:tcMar>
+          </w:tcPr>
+          <w:p>
+            <w:r>
+              <w:rPr>
+                <w:b/>
+                <w:bCs/>
+              </w:rPr>
+              <w:t xml:space="preserve">Actor: </w:t>
+            </w:r>
+            <w:r>
+              <w:t>Quản trị viên</w:t>
+            </w:r>
+          </w:p>
+        </w:tc>
+      </w:tr>
+      <w:tr>
+        <w:trPr>
+          <w:cantSplit/>
+        </w:trPr>
+        <w:tc>
+          <w:tcPr>
+            <w:tcW w:w="9026" w:type="dxa"/>
+            <w:gridSpan w:val="2"/>
+            <w:tcBorders>
+              <w:top w:val="single" w:sz="4" w:space="0" w:color="000000"/>
+              <w:left w:val="single" w:sz="4" w:space="0" w:color="000000"/>
+              <w:bottom w:val="single" w:sz="4" w:space="0" w:color="000000"/>
+              <w:right w:val="single" w:sz="4" w:space="0" w:color="000000"/>
+            </w:tcBorders>
+            <w:tcMar>
+              <w:top w:w="60" w:type="dxa"/>
+              <w:left w:w="100" w:type="dxa"/>
+              <w:bottom w:w="60" w:type="dxa"/>
+              <w:right w:w="100" w:type="dxa"/>
+            </w:tcMar>
+          </w:tcPr>
+          <w:p>
+            <w:r>
+              <w:rPr>
+                <w:b/>
+                <w:bCs/>
+              </w:rPr>
+              <w:t xml:space="preserve">Mô tả: </w:t>
+            </w:r>
+            <w:r>
+              <w:t>Quản trị viên xem thống kê về combo và chương trình khuyến mãi theo khoảng thời gian.</w:t>
+            </w:r>
+          </w:p>
+        </w:tc>
+      </w:tr>
+      <w:tr>
+        <w:trPr>
+          <w:cantSplit/>
+        </w:trPr>
+        <w:tc>
+          <w:tcPr>
+            <w:tcW w:w="2166" w:type="dxa"/>
+            <w:tcBorders>
+              <w:top w:val="single" w:sz="4" w:space="0" w:color="000000"/>
+              <w:left w:val="single" w:sz="4" w:space="0" w:color="000000"/>
+              <w:bottom w:val="single" w:sz="4" w:space="0" w:color="000000"/>
+              <w:right w:val="single" w:sz="4" w:space="0" w:color="000000"/>
+            </w:tcBorders>
+            <w:tcMar>
+              <w:top w:w="60" w:type="dxa"/>
+              <w:left w:w="100" w:type="dxa"/>
+              <w:bottom w:w="60" w:type="dxa"/>
+              <w:right w:w="100" w:type="dxa"/>
+            </w:tcMar>
+          </w:tcPr>
+          <w:p>
+            <w:r>
+              <w:rPr>
+                <w:b/>
+                <w:bCs/>
+              </w:rPr>
+              <w:t>Luồng chính</w:t>
+            </w:r>
+          </w:p>
+        </w:tc>
+        <w:tc>
+          <w:tcPr>
+            <w:tcW w:w="6860" w:type="dxa"/>
+            <w:tcBorders>
+              <w:top w:val="single" w:sz="4" w:space="0" w:color="000000"/>
+              <w:left w:val="single" w:sz="4" w:space="0" w:color="000000"/>
+              <w:bottom w:val="single" w:sz="4" w:space="0" w:color="000000"/>
+              <w:right w:val="single" w:sz="4" w:space="0" w:color="000000"/>
+            </w:tcBorders>
+            <w:tcMar>
+              <w:top w:w="60" w:type="dxa"/>
+              <w:left w:w="100" w:type="dxa"/>
+              <w:bottom w:w="60" w:type="dxa"/>
+              <w:right w:w="100" w:type="dxa"/>
+            </w:tcMar>
+          </w:tcPr>
+          <w:p>
+            <w:r>
+              <w:t>1. Quản trị viên chọn khoảng thời gian báo cáo (UC15.1).</w:t>
+            </w:r>
+          </w:p>
+          <w:p>
+            <w:r>
+              <w:t>2. Quản trị viên chọn “Thống kê combo và khuyến mãi”.</w:t>
+            </w:r>
+          </w:p>
+          <w:p>
+            <w:r>
+              <w:t>3. Hệ thống tổng hợp dữ liệu combo được chọn và chương trình khuyến mãi được áp dụng.</w:t>
+            </w:r>
+          </w:p>
+          <w:p>
+            <w:r>
+              <w:t>4. Hệ thống hiển thị thống kê combo và khuyến mãi trong khoảng thời gian đã chọn.</w:t>
+            </w:r>
+          </w:p>
+        </w:tc>
+      </w:tr>
+      <w:tr>
+        <w:trPr>
+          <w:cantSplit/>
+        </w:trPr>
+        <w:tc>
+          <w:tcPr>
+            <w:tcW w:w="2166" w:type="dxa"/>
+            <w:tcBorders>
+              <w:top w:val="single" w:sz="4" w:space="0" w:color="000000"/>
+              <w:left w:val="single" w:sz="4" w:space="0" w:color="000000"/>
+              <w:bottom w:val="single" w:sz="4" w:space="0" w:color="000000"/>
+              <w:right w:val="single" w:sz="4" w:space="0" w:color="000000"/>
+            </w:tcBorders>
+            <w:tcMar>
+              <w:top w:w="60" w:type="dxa"/>
+              <w:left w:w="100" w:type="dxa"/>
+              <w:bottom w:w="60" w:type="dxa"/>
+              <w:right w:w="100" w:type="dxa"/>
+            </w:tcMar>
+          </w:tcPr>
+          <w:p>
+            <w:r>
+              <w:rPr>
+                <w:b/>
+                <w:bCs/>
+              </w:rPr>
+              <w:lastRenderedPageBreak/>
+              <w:t>Ngoại lệ</w:t>
+            </w:r>
+          </w:p>
+        </w:tc>
+        <w:tc>
+          <w:tcPr>
+            <w:tcW w:w="6860" w:type="dxa"/>
+            <w:tcBorders>
+              <w:top w:val="single" w:sz="4" w:space="0" w:color="000000"/>
+              <w:left w:val="single" w:sz="4" w:space="0" w:color="000000"/>
+              <w:bottom w:val="single" w:sz="4" w:space="0" w:color="000000"/>
+              <w:right w:val="single" w:sz="4" w:space="0" w:color="000000"/>
+            </w:tcBorders>
+            <w:tcMar>
+              <w:top w:w="60" w:type="dxa"/>
+              <w:left w:w="100" w:type="dxa"/>
+              <w:bottom w:w="60" w:type="dxa"/>
+              <w:right w:w="100" w:type="dxa"/>
+            </w:tcMar>
+          </w:tcPr>
+          <w:p>
+            <w:r>
+              <w:t>3a. Không phát sinh dữ liệu combo hoặc khuyến mãi trong khoảng thời gian đã chọn: hệ thống thông báo chưa có dữ liệu thống kê.</w:t>
+            </w:r>
+          </w:p>
+        </w:tc>
+      </w:tr>
+      <w:tr>
+        <w:trPr>
+          <w:cantSplit/>
+        </w:trPr>
+        <w:tc>
+          <w:tcPr>
+            <w:tcW w:w="2166" w:type="dxa"/>
+            <w:tcBorders>
+              <w:top w:val="single" w:sz="4" w:space="0" w:color="000000"/>
+              <w:left w:val="single" w:sz="4" w:space="0" w:color="000000"/>
+              <w:bottom w:val="single" w:sz="4" w:space="0" w:color="000000"/>
+              <w:right w:val="single" w:sz="4" w:space="0" w:color="000000"/>
+            </w:tcBorders>
+            <w:tcMar>
+              <w:top w:w="60" w:type="dxa"/>
+              <w:left w:w="100" w:type="dxa"/>
+              <w:bottom w:w="60" w:type="dxa"/>
+              <w:right w:w="100" w:type="dxa"/>
+            </w:tcMar>
+          </w:tcPr>
+          <w:p>
+            <w:r>
+              <w:rPr>
+                <w:b/>
+                <w:bCs/>
+              </w:rPr>
+              <w:t>Tiền điều kiện</w:t>
+            </w:r>
+          </w:p>
+        </w:tc>
+        <w:tc>
+          <w:tcPr>
+            <w:tcW w:w="6860" w:type="dxa"/>
+            <w:tcBorders>
+              <w:top w:val="single" w:sz="4" w:space="0" w:color="000000"/>
+              <w:left w:val="single" w:sz="4" w:space="0" w:color="000000"/>
+              <w:bottom w:val="single" w:sz="4" w:space="0" w:color="000000"/>
+              <w:right w:val="single" w:sz="4" w:space="0" w:color="000000"/>
+            </w:tcBorders>
+            <w:tcMar>
+              <w:top w:w="60" w:type="dxa"/>
+              <w:left w:w="100" w:type="dxa"/>
+              <w:bottom w:w="60" w:type="dxa"/>
+              <w:right w:w="100" w:type="dxa"/>
+            </w:tcMar>
+          </w:tcPr>
+          <w:p>
+            <w:r>
+              <w:t>Quản trị viên đã đăng nhập và đã chọn khoảng thời gian báo cáo.</w:t>
+            </w:r>
+          </w:p>
+        </w:tc>
+      </w:tr>
+      <w:tr>
+        <w:trPr>
+          <w:cantSplit/>
+        </w:trPr>
+        <w:tc>
+          <w:tcPr>
+            <w:tcW w:w="2166" w:type="dxa"/>
+            <w:tcBorders>
+              <w:top w:val="single" w:sz="4" w:space="0" w:color="000000"/>
+              <w:left w:val="single" w:sz="4" w:space="0" w:color="000000"/>
+              <w:bottom w:val="single" w:sz="4" w:space="0" w:color="000000"/>
+              <w:right w:val="single" w:sz="4" w:space="0" w:color="000000"/>
+            </w:tcBorders>
+            <w:tcMar>
+              <w:top w:w="60" w:type="dxa"/>
+              <w:left w:w="100" w:type="dxa"/>
+              <w:bottom w:w="60" w:type="dxa"/>
+              <w:right w:w="100" w:type="dxa"/>
+            </w:tcMar>
+          </w:tcPr>
+          <w:p>
+            <w:r>
+              <w:rPr>
+                <w:b/>
+                <w:bCs/>
+              </w:rPr>
+              <w:t>Hậu điều kiện</w:t>
+            </w:r>
+          </w:p>
+        </w:tc>
+        <w:tc>
+          <w:tcPr>
+            <w:tcW w:w="6860" w:type="dxa"/>
+            <w:tcBorders>
+              <w:top w:val="single" w:sz="4" w:space="0" w:color="000000"/>
+              <w:left w:val="single" w:sz="4" w:space="0" w:color="000000"/>
+              <w:bottom w:val="single" w:sz="4" w:space="0" w:color="000000"/>
+              <w:right w:val="single" w:sz="4" w:space="0" w:color="000000"/>
+            </w:tcBorders>
+            <w:tcMar>
+              <w:top w:w="60" w:type="dxa"/>
+              <w:left w:w="100" w:type="dxa"/>
+              <w:bottom w:w="60" w:type="dxa"/>
+              <w:right w:w="100" w:type="dxa"/>
+            </w:tcMar>
+          </w:tcPr>
+          <w:p>
+            <w:r>
+              <w:t>Thống kê combo và khuyến mãi được hiển thị.</w:t>
+            </w:r>
+          </w:p>
+        </w:tc>
+      </w:tr>
+    </w:tbl>
+    <w:p/>
     <w:p>
       <w:bookmarkStart w:id="41" w:name="_GoBack"/>
       <w:bookmarkEnd w:id="41"/>
@@ -44878,12 +49615,12 @@
       </w:pPr>
     </w:p>
     <w:sectPr>
-      <w:headerReference w:type="even" r:id="rId22"/>
-      <w:headerReference w:type="default" r:id="rId23"/>
-      <w:footerReference w:type="even" r:id="rId24"/>
-      <w:footerReference w:type="default" r:id="rId25"/>
-      <w:headerReference w:type="first" r:id="rId26"/>
-      <w:footerReference w:type="first" r:id="rId27"/>
+      <w:headerReference w:type="even" r:id="rId26"/>
+      <w:headerReference w:type="default" r:id="rId27"/>
+      <w:footerReference w:type="even" r:id="rId28"/>
+      <w:footerReference w:type="default" r:id="rId29"/>
+      <w:headerReference w:type="first" r:id="rId30"/>
+      <w:footerReference w:type="first" r:id="rId31"/>
       <w:pgSz w:w="11907" w:h="16840"/>
       <w:pgMar w:top="1138" w:right="1138" w:bottom="1138" w:left="1699" w:header="720" w:footer="720" w:gutter="0"/>
       <w:pgBorders w:display="firstPage" w:offsetFrom="page">
@@ -46969,7 +51706,7 @@
 </file>
 
 <file path=customXml/itemProps2.xml><?xml version="1.0" encoding="utf-8"?>
-<ds:datastoreItem xmlns:ds="http://schemas.openxmlformats.org/officeDocument/2006/customXml" ds:itemID="{6EA9F59E-3B70-4E8A-AD8D-2D3F77DBABA9}">
+<ds:datastoreItem xmlns:ds="http://schemas.openxmlformats.org/officeDocument/2006/customXml" ds:itemID="{DFB42621-C712-4C22-A00F-D6F4BAEC5F73}">
   <ds:schemaRefs>
     <ds:schemaRef ds:uri="http://schemas.openxmlformats.org/officeDocument/2006/bibliography"/>
   </ds:schemaRefs>
